--- a/proposal/others/21B_Min_Genesis_Budget_Justification.docx
+++ b/proposal/others/21B_Min_Genesis_Budget_Justification.docx
@@ -1,6 +1,6 @@
 
 <file path=word/document.xml><?xml version="1.0" encoding="utf-8"?>
-<w:document xmlns:wpc="http://schemas.microsoft.com/office/word/2010/wordprocessingCanvas" xmlns:cx="http://schemas.microsoft.com/office/drawing/2014/chartex" xmlns:cx1="http://schemas.microsoft.com/office/drawing/2015/9/8/chartex" xmlns:cx2="http://schemas.microsoft.com/office/drawing/2015/10/21/chartex" xmlns:cx3="http://schemas.microsoft.com/office/drawing/2016/5/9/chartex" xmlns:cx4="http://schemas.microsoft.com/office/drawing/2016/5/10/chartex" xmlns:cx5="http://schemas.microsoft.com/office/drawing/2016/5/11/chartex" xmlns:cx6="http://schemas.microsoft.com/office/drawing/2016/5/12/chartex" xmlns:cx7="http://schemas.microsoft.com/office/drawing/2016/5/13/chartex" xmlns:cx8="http://schemas.microsoft.com/office/drawing/2016/5/14/chartex" xmlns:mc="http://schemas.openxmlformats.org/markup-compatibility/2006" xmlns:aink="http://schemas.microsoft.com/office/drawing/2016/ink" xmlns:am3d="http://schemas.microsoft.com/office/drawing/2017/model3d" xmlns:o="urn:schemas-microsoft-com:office:office" xmlns:oel="http://schemas.microsoft.com/office/2019/extlst" xmlns:r="http://schemas.openxmlformats.org/officeDocument/2006/relationships" xmlns:m="http://schemas.openxmlformats.org/officeDocument/2006/math" xmlns:v="urn:schemas-microsoft-com:vml" xmlns:wp14="http://schemas.microsoft.com/office/word/2010/wordprocessingDrawing" xmlns:wp="http://schemas.openxmlformats.org/drawingml/2006/wordprocessingDrawing" xmlns:w10="urn:schemas-microsoft-com:office:word" xmlns:w="http://schemas.openxmlformats.org/wordprocessingml/2006/main" xmlns:w14="http://schemas.microsoft.com/office/word/2010/wordml" xmlns:w15="http://schemas.microsoft.com/office/word/2012/wordml" xmlns:w16cex="http://schemas.microsoft.com/office/word/2018/wordml/cex" xmlns:w16cid="http://schemas.microsoft.com/office/word/2016/wordml/cid" xmlns:w16="http://schemas.microsoft.com/office/word/2018/wordml" xmlns:w16du="http://schemas.microsoft.com/office/word/2023/wordml/word16du" xmlns:w16sdtdh="http://schemas.microsoft.com/office/word/2020/wordml/sdtdatahash" xmlns:w16sdtfl="http://schemas.microsoft.com/office/word/2024/wordml/sdtformatlock" xmlns:w16se="http://schemas.microsoft.com/office/word/2015/wordml/symex" xmlns:wpg="http://schemas.microsoft.com/office/word/2010/wordprocessingGroup" xmlns:wpi="http://schemas.microsoft.com/office/word/2010/wordprocessingInk" xmlns:wne="http://schemas.microsoft.com/office/word/2006/wordml" xmlns:wps="http://schemas.microsoft.com/office/word/2010/wordprocessingShape" mc:Ignorable="w14 w15 w16se w16cid w16 w16cex w16sdtdh w16sdtfl w16du wp14">
+<w:document xmlns:wpc="http://schemas.microsoft.com/office/word/2010/wordprocessingCanvas" xmlns:cx="http://schemas.microsoft.com/office/drawing/2014/chartex" xmlns:cx1="http://schemas.microsoft.com/office/drawing/2015/9/8/chartex" xmlns:cx2="http://schemas.microsoft.com/office/drawing/2015/10/21/chartex" xmlns:cx3="http://schemas.microsoft.com/office/drawing/2016/5/9/chartex" xmlns:cx4="http://schemas.microsoft.com/office/drawing/2016/5/10/chartex" xmlns:cx5="http://schemas.microsoft.com/office/drawing/2016/5/11/chartex" xmlns:cx6="http://schemas.microsoft.com/office/drawing/2016/5/12/chartex" xmlns:cx7="http://schemas.microsoft.com/office/drawing/2016/5/13/chartex" xmlns:cx8="http://schemas.microsoft.com/office/drawing/2016/5/14/chartex" xmlns:mc="http://schemas.openxmlformats.org/markup-compatibility/2006" xmlns:aink="http://schemas.microsoft.com/office/drawing/2016/ink" xmlns:am3d="http://schemas.microsoft.com/office/drawing/2017/model3d" xmlns:o="urn:schemas-microsoft-com:office:office" xmlns:r="http://schemas.openxmlformats.org/officeDocument/2006/relationships" xmlns:m="http://schemas.openxmlformats.org/officeDocument/2006/math" xmlns:v="urn:schemas-microsoft-com:vml" xmlns:wp14="http://schemas.microsoft.com/office/word/2010/wordprocessingDrawing" xmlns:wp="http://schemas.openxmlformats.org/drawingml/2006/wordprocessingDrawing" xmlns:w10="urn:schemas-microsoft-com:office:word" xmlns:w="http://schemas.openxmlformats.org/wordprocessingml/2006/main" xmlns:w14="http://schemas.microsoft.com/office/word/2010/wordml" xmlns:w15="http://schemas.microsoft.com/office/word/2012/wordml" xmlns:w16cid="http://schemas.microsoft.com/office/word/2016/wordml/cid" xmlns:w16se="http://schemas.microsoft.com/office/word/2015/wordml/symex" xmlns:wpg="http://schemas.microsoft.com/office/word/2010/wordprocessingGroup" xmlns:wpi="http://schemas.microsoft.com/office/word/2010/wordprocessingInk" xmlns:wne="http://schemas.microsoft.com/office/word/2006/wordml" xmlns:wps="http://schemas.microsoft.com/office/word/2010/wordprocessingShape" mc:Ignorable="w14 w15 w16se w16cid wp14">
   <w:body>
     <w:p>
       <w:pPr>
@@ -719,6 +719,7 @@
       </w:pPr>
       <w:r>
         <w:rPr>
+          <w:b/>
           <w:sz w:val="22"/>
           <w:szCs w:val="22"/>
         </w:rPr>
@@ -735,7 +736,290 @@
         <w:rPr>
           <w:sz w:val="22"/>
           <w:szCs w:val="22"/>
-          <w:highlight w:val="yellow"/>
+        </w:rPr>
+        <w:t>set</w:t>
+      </w:r>
+      <w:r>
+        <w:rPr>
+          <w:sz w:val="22"/>
+          <w:szCs w:val="22"/>
+        </w:rPr>
+        <w:t xml:space="preserve"> the </w:t>
+      </w:r>
+      <w:r>
+        <w:rPr>
+          <w:sz w:val="22"/>
+          <w:szCs w:val="22"/>
+        </w:rPr>
+        <w:t>overall project direction, timeline, and milestones, and aid in quality assessment, particularly related to Decision Gate Metrics</w:t>
+      </w:r>
+    </w:p>
+    <w:p>
+      <w:pPr>
+        <w:jc w:val="both"/>
+        <w:rPr>
+          <w:sz w:val="22"/>
+          <w:szCs w:val="22"/>
+        </w:rPr>
+      </w:pPr>
+      <w:r>
+        <w:rPr>
+          <w:b/>
+          <w:sz w:val="22"/>
+          <w:szCs w:val="22"/>
+        </w:rPr>
+        <w:t>Sven Leyffer</w:t>
+      </w:r>
+      <w:r>
+        <w:rPr>
+          <w:sz w:val="22"/>
+          <w:szCs w:val="22"/>
+        </w:rPr>
+        <w:t xml:space="preserve"> </w:t>
+      </w:r>
+      <w:r>
+        <w:rPr>
+          <w:sz w:val="22"/>
+          <w:szCs w:val="22"/>
+        </w:rPr>
+        <w:t>wil</w:t>
+      </w:r>
+      <w:r>
+        <w:rPr>
+          <w:sz w:val="22"/>
+          <w:szCs w:val="22"/>
+        </w:rPr>
+        <w:t>l guide optimization of surrogate-driven device performance.</w:t>
+      </w:r>
+    </w:p>
+    <w:p>
+      <w:pPr>
+        <w:jc w:val="both"/>
+        <w:rPr>
+          <w:sz w:val="22"/>
+          <w:szCs w:val="22"/>
+        </w:rPr>
+      </w:pPr>
+      <w:r>
+        <w:rPr>
+          <w:b/>
+          <w:sz w:val="22"/>
+          <w:szCs w:val="22"/>
+        </w:rPr>
+        <w:t>Dillon Shaver</w:t>
+      </w:r>
+      <w:r>
+        <w:rPr>
+          <w:sz w:val="22"/>
+          <w:szCs w:val="22"/>
+        </w:rPr>
+        <w:t xml:space="preserve"> </w:t>
+      </w:r>
+      <w:r>
+        <w:rPr>
+          <w:sz w:val="22"/>
+          <w:szCs w:val="22"/>
+        </w:rPr>
+        <w:t>wil</w:t>
+      </w:r>
+      <w:r>
+        <w:rPr>
+          <w:sz w:val="22"/>
+          <w:szCs w:val="22"/>
+        </w:rPr>
+        <w:t>l identify quantities of interest for reactor performance and aid in training data curation</w:t>
+      </w:r>
+    </w:p>
+    <w:p>
+      <w:pPr>
+        <w:jc w:val="both"/>
+        <w:rPr>
+          <w:sz w:val="22"/>
+          <w:szCs w:val="22"/>
+        </w:rPr>
+      </w:pPr>
+      <w:proofErr w:type="spellStart"/>
+      <w:r>
+        <w:rPr>
+          <w:b/>
+          <w:sz w:val="22"/>
+          <w:szCs w:val="22"/>
+        </w:rPr>
+        <w:t>Tzanio</w:t>
+      </w:r>
+      <w:proofErr w:type="spellEnd"/>
+      <w:r>
+        <w:rPr>
+          <w:b/>
+          <w:sz w:val="22"/>
+          <w:szCs w:val="22"/>
+        </w:rPr>
+        <w:t xml:space="preserve"> Kolev</w:t>
+      </w:r>
+      <w:r>
+        <w:rPr>
+          <w:sz w:val="22"/>
+          <w:szCs w:val="22"/>
+        </w:rPr>
+        <w:t xml:space="preserve"> will</w:t>
+      </w:r>
+      <w:r>
+        <w:rPr>
+          <w:sz w:val="22"/>
+          <w:szCs w:val="22"/>
+        </w:rPr>
+        <w:t xml:space="preserve"> identify quantities of interest for fusion performance and aid in training data curation</w:t>
+      </w:r>
+    </w:p>
+    <w:p>
+      <w:pPr>
+        <w:jc w:val="both"/>
+        <w:rPr>
+          <w:sz w:val="22"/>
+          <w:szCs w:val="22"/>
+        </w:rPr>
+      </w:pPr>
+      <w:r>
+        <w:rPr>
+          <w:b/>
+          <w:sz w:val="22"/>
+          <w:szCs w:val="22"/>
+        </w:rPr>
+        <w:t xml:space="preserve">Ricardo </w:t>
+      </w:r>
+      <w:proofErr w:type="spellStart"/>
+      <w:r>
+        <w:rPr>
+          <w:b/>
+          <w:sz w:val="22"/>
+          <w:szCs w:val="22"/>
+        </w:rPr>
+        <w:t>Vinuesa</w:t>
+      </w:r>
+      <w:proofErr w:type="spellEnd"/>
+      <w:r>
+        <w:rPr>
+          <w:sz w:val="22"/>
+          <w:szCs w:val="22"/>
+        </w:rPr>
+        <w:t xml:space="preserve"> will</w:t>
+      </w:r>
+      <w:r>
+        <w:rPr>
+          <w:sz w:val="22"/>
+          <w:szCs w:val="22"/>
+        </w:rPr>
+        <w:t xml:space="preserve"> guide training strategies and design overall foundation-model workflow.</w:t>
+      </w:r>
+    </w:p>
+    <w:p>
+      <w:pPr>
+        <w:jc w:val="both"/>
+        <w:rPr>
+          <w:sz w:val="22"/>
+          <w:szCs w:val="22"/>
+        </w:rPr>
+      </w:pPr>
+      <w:r>
+        <w:rPr>
+          <w:b/>
+          <w:sz w:val="22"/>
+          <w:szCs w:val="22"/>
+        </w:rPr>
+        <w:t>Paul Fischer</w:t>
+      </w:r>
+      <w:r>
+        <w:rPr>
+          <w:sz w:val="22"/>
+          <w:szCs w:val="22"/>
+        </w:rPr>
+        <w:t xml:space="preserve"> will</w:t>
+      </w:r>
+      <w:r>
+        <w:rPr>
+          <w:sz w:val="22"/>
+          <w:szCs w:val="22"/>
+        </w:rPr>
+        <w:t xml:space="preserve"> assist in data curation and performance assessment (e.g., solution quality)</w:t>
+      </w:r>
+    </w:p>
+    <w:p>
+      <w:pPr>
+        <w:jc w:val="both"/>
+        <w:rPr>
+          <w:sz w:val="22"/>
+          <w:szCs w:val="22"/>
+        </w:rPr>
+      </w:pPr>
+      <w:r>
+        <w:rPr>
+          <w:b/>
+          <w:sz w:val="22"/>
+          <w:szCs w:val="22"/>
+        </w:rPr>
+        <w:t>Luke Olson</w:t>
+      </w:r>
+      <w:r>
+        <w:rPr>
+          <w:sz w:val="22"/>
+          <w:szCs w:val="22"/>
+        </w:rPr>
+        <w:t xml:space="preserve"> wil</w:t>
+      </w:r>
+      <w:r>
+        <w:rPr>
+          <w:sz w:val="22"/>
+          <w:szCs w:val="22"/>
+        </w:rPr>
+        <w:t xml:space="preserve">l </w:t>
+      </w:r>
+      <w:r>
+        <w:rPr>
+          <w:sz w:val="22"/>
+          <w:szCs w:val="22"/>
+        </w:rPr>
+        <w:t>aid foundation-model workflow development and workflow quality assessment</w:t>
+      </w:r>
+    </w:p>
+    <w:p>
+      <w:pPr>
+        <w:jc w:val="both"/>
+        <w:rPr>
+          <w:sz w:val="22"/>
+          <w:szCs w:val="22"/>
+        </w:rPr>
+      </w:pPr>
+      <w:bookmarkStart w:id="1" w:name="_GoBack"/>
+      <w:r>
+        <w:rPr>
+          <w:b/>
+          <w:sz w:val="22"/>
+          <w:szCs w:val="22"/>
+        </w:rPr>
+        <w:t xml:space="preserve">Elia </w:t>
+      </w:r>
+      <w:proofErr w:type="spellStart"/>
+      <w:r>
+        <w:rPr>
+          <w:b/>
+          <w:sz w:val="22"/>
+          <w:szCs w:val="22"/>
+        </w:rPr>
+        <w:t>Merzari</w:t>
+      </w:r>
+      <w:proofErr w:type="spellEnd"/>
+      <w:r>
+        <w:rPr>
+          <w:sz w:val="22"/>
+          <w:szCs w:val="22"/>
+        </w:rPr>
+        <w:t xml:space="preserve"> </w:t>
+      </w:r>
+      <w:bookmarkEnd w:id="1"/>
+      <w:r>
+        <w:rPr>
+          <w:sz w:val="22"/>
+          <w:szCs w:val="22"/>
         </w:rPr>
         <w:t>will</w:t>
       </w:r>
@@ -743,9 +1027,8 @@
         <w:rPr>
           <w:sz w:val="22"/>
           <w:szCs w:val="22"/>
-          <w:highlight w:val="yellow"/>
-        </w:rPr>
-        <w:t>…</w:t>
+        </w:rPr>
+        <w:t xml:space="preserve"> identify quantities of interest for fission/fusion reactor performance and aid in training data curation</w:t>
       </w:r>
     </w:p>
     <w:p>
@@ -759,235 +1042,20 @@
     </w:p>
     <w:p>
       <w:pPr>
-        <w:jc w:val="both"/>
-        <w:rPr>
-          <w:sz w:val="22"/>
-          <w:szCs w:val="22"/>
-        </w:rPr>
-      </w:pPr>
-      <w:r>
-        <w:rPr>
-          <w:sz w:val="22"/>
-          <w:szCs w:val="22"/>
-        </w:rPr>
-        <w:t>Sven Leyffer</w:t>
-      </w:r>
-      <w:r>
-        <w:rPr>
-          <w:sz w:val="22"/>
-          <w:szCs w:val="22"/>
-        </w:rPr>
-        <w:t xml:space="preserve"> </w:t>
-      </w:r>
-      <w:r>
-        <w:rPr>
-          <w:sz w:val="22"/>
-          <w:szCs w:val="22"/>
-          <w:highlight w:val="yellow"/>
-        </w:rPr>
-        <w:t>will…</w:t>
-      </w:r>
-    </w:p>
-    <w:p>
-      <w:pPr>
-        <w:jc w:val="both"/>
-        <w:rPr>
-          <w:sz w:val="22"/>
-          <w:szCs w:val="22"/>
-        </w:rPr>
-      </w:pPr>
-    </w:p>
-    <w:p>
-      <w:pPr>
-        <w:jc w:val="both"/>
-        <w:rPr>
-          <w:sz w:val="22"/>
-          <w:szCs w:val="22"/>
-        </w:rPr>
-      </w:pPr>
-      <w:r>
-        <w:rPr>
-          <w:sz w:val="22"/>
-          <w:szCs w:val="22"/>
-        </w:rPr>
-        <w:t>Dillon Shaver</w:t>
-      </w:r>
-      <w:r>
-        <w:rPr>
-          <w:sz w:val="22"/>
-          <w:szCs w:val="22"/>
-        </w:rPr>
-        <w:t xml:space="preserve"> </w:t>
-      </w:r>
-      <w:r>
-        <w:rPr>
-          <w:sz w:val="22"/>
-          <w:szCs w:val="22"/>
-          <w:highlight w:val="yellow"/>
-        </w:rPr>
-        <w:t>will…</w:t>
-      </w:r>
-    </w:p>
-    <w:p>
-      <w:pPr>
-        <w:jc w:val="both"/>
-        <w:rPr>
-          <w:sz w:val="22"/>
-          <w:szCs w:val="22"/>
-        </w:rPr>
-      </w:pPr>
-    </w:p>
-    <w:p>
-      <w:pPr>
-        <w:jc w:val="both"/>
-        <w:rPr>
-          <w:sz w:val="22"/>
-          <w:szCs w:val="22"/>
-        </w:rPr>
-      </w:pPr>
-      <w:proofErr w:type="spellStart"/>
-      <w:r>
-        <w:rPr>
-          <w:sz w:val="22"/>
-          <w:szCs w:val="22"/>
-        </w:rPr>
-        <w:t>Tzanio</w:t>
-      </w:r>
-      <w:proofErr w:type="spellEnd"/>
-      <w:r>
-        <w:rPr>
-          <w:sz w:val="22"/>
-          <w:szCs w:val="22"/>
-        </w:rPr>
-        <w:t xml:space="preserve"> Kolev will</w:t>
-      </w:r>
-    </w:p>
-    <w:p>
-      <w:pPr>
-        <w:jc w:val="both"/>
-        <w:rPr>
-          <w:sz w:val="22"/>
-          <w:szCs w:val="22"/>
-        </w:rPr>
-      </w:pPr>
-    </w:p>
-    <w:p>
-      <w:pPr>
-        <w:jc w:val="both"/>
-        <w:rPr>
-          <w:sz w:val="22"/>
-          <w:szCs w:val="22"/>
-        </w:rPr>
-      </w:pPr>
-      <w:r>
-        <w:rPr>
-          <w:sz w:val="22"/>
-          <w:szCs w:val="22"/>
-        </w:rPr>
-        <w:t>Ricardo Vinuesa will</w:t>
-      </w:r>
-    </w:p>
-    <w:p>
-      <w:pPr>
-        <w:jc w:val="both"/>
-        <w:rPr>
-          <w:sz w:val="22"/>
-          <w:szCs w:val="22"/>
-        </w:rPr>
-      </w:pPr>
-    </w:p>
-    <w:p>
-      <w:pPr>
-        <w:jc w:val="both"/>
-        <w:rPr>
-          <w:sz w:val="22"/>
-          <w:szCs w:val="22"/>
-        </w:rPr>
-      </w:pPr>
-      <w:r>
-        <w:rPr>
-          <w:sz w:val="22"/>
-          <w:szCs w:val="22"/>
-        </w:rPr>
-        <w:t>Paul Fischer will</w:t>
-      </w:r>
-    </w:p>
-    <w:p>
-      <w:pPr>
-        <w:jc w:val="both"/>
-        <w:rPr>
-          <w:sz w:val="22"/>
-          <w:szCs w:val="22"/>
-        </w:rPr>
-      </w:pPr>
-    </w:p>
-    <w:p>
-      <w:pPr>
-        <w:jc w:val="both"/>
-        <w:rPr>
-          <w:sz w:val="22"/>
-          <w:szCs w:val="22"/>
-        </w:rPr>
-      </w:pPr>
-      <w:r>
-        <w:rPr>
-          <w:sz w:val="22"/>
-          <w:szCs w:val="22"/>
-        </w:rPr>
-        <w:t>Luke Olson will….</w:t>
-      </w:r>
-    </w:p>
-    <w:p>
-      <w:pPr>
-        <w:jc w:val="both"/>
-        <w:rPr>
-          <w:sz w:val="22"/>
-          <w:szCs w:val="22"/>
-        </w:rPr>
-      </w:pPr>
-    </w:p>
-    <w:p>
-      <w:pPr>
-        <w:jc w:val="both"/>
-        <w:rPr>
-          <w:sz w:val="22"/>
-          <w:szCs w:val="22"/>
-        </w:rPr>
-      </w:pPr>
-      <w:r>
-        <w:rPr>
-          <w:sz w:val="22"/>
-          <w:szCs w:val="22"/>
-        </w:rPr>
-        <w:t>Elia Merzari will ……</w:t>
-      </w:r>
-    </w:p>
-    <w:p>
-      <w:pPr>
-        <w:jc w:val="both"/>
-        <w:rPr>
-          <w:sz w:val="22"/>
-          <w:szCs w:val="22"/>
-        </w:rPr>
-      </w:pPr>
-    </w:p>
-    <w:p>
-      <w:pPr>
-        <w:rPr>
-          <w:rFonts w:cstheme="minorHAnsi"/>
-          <w:b/>
-          <w:sz w:val="22"/>
-          <w:szCs w:val="22"/>
-        </w:rPr>
-      </w:pPr>
-      <w:r>
-        <w:rPr>
-          <w:rFonts w:cstheme="minorHAnsi"/>
-          <w:b/>
-          <w:sz w:val="22"/>
-          <w:szCs w:val="22"/>
-        </w:rPr>
-        <w:lastRenderedPageBreak/>
+        <w:rPr>
+          <w:rFonts w:cstheme="minorHAnsi"/>
+          <w:b/>
+          <w:sz w:val="22"/>
+          <w:szCs w:val="22"/>
+        </w:rPr>
+      </w:pPr>
+      <w:r>
+        <w:rPr>
+          <w:rFonts w:cstheme="minorHAnsi"/>
+          <w:b/>
+          <w:sz w:val="22"/>
+          <w:szCs w:val="22"/>
+        </w:rPr>
         <w:t xml:space="preserve">D. Travel: </w:t>
       </w:r>
     </w:p>
@@ -1142,6 +1210,7 @@
           <w:sz w:val="22"/>
           <w:szCs w:val="22"/>
         </w:rPr>
+        <w:lastRenderedPageBreak/>
         <w:t xml:space="preserve">Materials and Supplies: </w:t>
       </w:r>
       <w:r>
@@ -1377,43 +1446,7 @@
           <w:sz w:val="22"/>
           <w:szCs w:val="22"/>
         </w:rPr>
-        <w:t xml:space="preserve">Standard rates are developed for Laboratory General and Administrative (G&amp;A) expense. The procedures for distributing Laboratory G&amp;A and program expense </w:t>
-      </w:r>
-      <w:proofErr w:type="gramStart"/>
-      <w:r>
-        <w:rPr>
-          <w:rFonts w:eastAsia="Times New Roman" w:cstheme="minorHAnsi"/>
-          <w:sz w:val="22"/>
-          <w:szCs w:val="22"/>
-        </w:rPr>
-        <w:t>is</w:t>
-      </w:r>
-      <w:proofErr w:type="gramEnd"/>
-      <w:r>
-        <w:rPr>
-          <w:rFonts w:eastAsia="Times New Roman" w:cstheme="minorHAnsi"/>
-          <w:sz w:val="22"/>
-          <w:szCs w:val="22"/>
-        </w:rPr>
-        <w:t xml:space="preserve"> applied </w:t>
-      </w:r>
-      <w:proofErr w:type="gramStart"/>
-      <w:r>
-        <w:rPr>
-          <w:rFonts w:eastAsia="Times New Roman" w:cstheme="minorHAnsi"/>
-          <w:sz w:val="22"/>
-          <w:szCs w:val="22"/>
-        </w:rPr>
-        <w:t>on the basis of</w:t>
-      </w:r>
-      <w:proofErr w:type="gramEnd"/>
-      <w:r>
-        <w:rPr>
-          <w:rFonts w:eastAsia="Times New Roman" w:cstheme="minorHAnsi"/>
-          <w:sz w:val="22"/>
-          <w:szCs w:val="22"/>
-        </w:rPr>
-        <w:t xml:space="preserve"> the total cost of the work performed. The following indirect rates are provisional and have been estimated for each fiscal year budget period: </w:t>
+        <w:t xml:space="preserve">Standard rates are developed for Laboratory General and Administrative (G&amp;A) expense. The procedures for distributing Laboratory G&amp;A and program expense is applied on the basis of the total cost of the work performed. The following indirect rates are provisional and have been estimated for each fiscal year budget period: </w:t>
       </w:r>
     </w:p>
     <w:p>
@@ -1668,7 +1701,7 @@
 </file>
 
 <file path=word/endnotes.xml><?xml version="1.0" encoding="utf-8"?>
-<w:endnotes xmlns:wpc="http://schemas.microsoft.com/office/word/2010/wordprocessingCanvas" xmlns:cx="http://schemas.microsoft.com/office/drawing/2014/chartex" xmlns:cx1="http://schemas.microsoft.com/office/drawing/2015/9/8/chartex" xmlns:cx2="http://schemas.microsoft.com/office/drawing/2015/10/21/chartex" xmlns:cx3="http://schemas.microsoft.com/office/drawing/2016/5/9/chartex" xmlns:cx4="http://schemas.microsoft.com/office/drawing/2016/5/10/chartex" xmlns:cx5="http://schemas.microsoft.com/office/drawing/2016/5/11/chartex" xmlns:cx6="http://schemas.microsoft.com/office/drawing/2016/5/12/chartex" xmlns:cx7="http://schemas.microsoft.com/office/drawing/2016/5/13/chartex" xmlns:cx8="http://schemas.microsoft.com/office/drawing/2016/5/14/chartex" xmlns:mc="http://schemas.openxmlformats.org/markup-compatibility/2006" xmlns:aink="http://schemas.microsoft.com/office/drawing/2016/ink" xmlns:am3d="http://schemas.microsoft.com/office/drawing/2017/model3d" xmlns:o="urn:schemas-microsoft-com:office:office" xmlns:oel="http://schemas.microsoft.com/office/2019/extlst" xmlns:r="http://schemas.openxmlformats.org/officeDocument/2006/relationships" xmlns:m="http://schemas.openxmlformats.org/officeDocument/2006/math" xmlns:v="urn:schemas-microsoft-com:vml" xmlns:wp14="http://schemas.microsoft.com/office/word/2010/wordprocessingDrawing" xmlns:wp="http://schemas.openxmlformats.org/drawingml/2006/wordprocessingDrawing" xmlns:w10="urn:schemas-microsoft-com:office:word" xmlns:w="http://schemas.openxmlformats.org/wordprocessingml/2006/main" xmlns:w14="http://schemas.microsoft.com/office/word/2010/wordml" xmlns:w15="http://schemas.microsoft.com/office/word/2012/wordml" xmlns:w16cex="http://schemas.microsoft.com/office/word/2018/wordml/cex" xmlns:w16cid="http://schemas.microsoft.com/office/word/2016/wordml/cid" xmlns:w16="http://schemas.microsoft.com/office/word/2018/wordml" xmlns:w16du="http://schemas.microsoft.com/office/word/2023/wordml/word16du" xmlns:w16sdtdh="http://schemas.microsoft.com/office/word/2020/wordml/sdtdatahash" xmlns:w16sdtfl="http://schemas.microsoft.com/office/word/2024/wordml/sdtformatlock" xmlns:w16se="http://schemas.microsoft.com/office/word/2015/wordml/symex" xmlns:wpg="http://schemas.microsoft.com/office/word/2010/wordprocessingGroup" xmlns:wpi="http://schemas.microsoft.com/office/word/2010/wordprocessingInk" xmlns:wne="http://schemas.microsoft.com/office/word/2006/wordml" xmlns:wps="http://schemas.microsoft.com/office/word/2010/wordprocessingShape" mc:Ignorable="w14 w15 w16se w16cid w16 w16cex w16sdtdh w16sdtfl w16du wp14">
+<w:endnotes xmlns:wpc="http://schemas.microsoft.com/office/word/2010/wordprocessingCanvas" xmlns:cx="http://schemas.microsoft.com/office/drawing/2014/chartex" xmlns:cx1="http://schemas.microsoft.com/office/drawing/2015/9/8/chartex" xmlns:cx2="http://schemas.microsoft.com/office/drawing/2015/10/21/chartex" xmlns:cx3="http://schemas.microsoft.com/office/drawing/2016/5/9/chartex" xmlns:cx4="http://schemas.microsoft.com/office/drawing/2016/5/10/chartex" xmlns:cx5="http://schemas.microsoft.com/office/drawing/2016/5/11/chartex" xmlns:cx6="http://schemas.microsoft.com/office/drawing/2016/5/12/chartex" xmlns:cx7="http://schemas.microsoft.com/office/drawing/2016/5/13/chartex" xmlns:cx8="http://schemas.microsoft.com/office/drawing/2016/5/14/chartex" xmlns:mc="http://schemas.openxmlformats.org/markup-compatibility/2006" xmlns:aink="http://schemas.microsoft.com/office/drawing/2016/ink" xmlns:am3d="http://schemas.microsoft.com/office/drawing/2017/model3d" xmlns:o="urn:schemas-microsoft-com:office:office" xmlns:r="http://schemas.openxmlformats.org/officeDocument/2006/relationships" xmlns:m="http://schemas.openxmlformats.org/officeDocument/2006/math" xmlns:v="urn:schemas-microsoft-com:vml" xmlns:wp14="http://schemas.microsoft.com/office/word/2010/wordprocessingDrawing" xmlns:wp="http://schemas.openxmlformats.org/drawingml/2006/wordprocessingDrawing" xmlns:w10="urn:schemas-microsoft-com:office:word" xmlns:w="http://schemas.openxmlformats.org/wordprocessingml/2006/main" xmlns:w14="http://schemas.microsoft.com/office/word/2010/wordml" xmlns:w15="http://schemas.microsoft.com/office/word/2012/wordml" xmlns:w16cid="http://schemas.microsoft.com/office/word/2016/wordml/cid" xmlns:w16se="http://schemas.microsoft.com/office/word/2015/wordml/symex" xmlns:wpg="http://schemas.microsoft.com/office/word/2010/wordprocessingGroup" xmlns:wpi="http://schemas.microsoft.com/office/word/2010/wordprocessingInk" xmlns:wne="http://schemas.microsoft.com/office/word/2006/wordml" xmlns:wps="http://schemas.microsoft.com/office/word/2010/wordprocessingShape" mc:Ignorable="w14 w15 w16se w16cid wp14">
   <w:endnote w:type="separator" w:id="-1">
     <w:p>
       <w:r>
@@ -1687,7 +1720,7 @@
 </file>
 
 <file path=word/footnotes.xml><?xml version="1.0" encoding="utf-8"?>
-<w:footnotes xmlns:wpc="http://schemas.microsoft.com/office/word/2010/wordprocessingCanvas" xmlns:cx="http://schemas.microsoft.com/office/drawing/2014/chartex" xmlns:cx1="http://schemas.microsoft.com/office/drawing/2015/9/8/chartex" xmlns:cx2="http://schemas.microsoft.com/office/drawing/2015/10/21/chartex" xmlns:cx3="http://schemas.microsoft.com/office/drawing/2016/5/9/chartex" xmlns:cx4="http://schemas.microsoft.com/office/drawing/2016/5/10/chartex" xmlns:cx5="http://schemas.microsoft.com/office/drawing/2016/5/11/chartex" xmlns:cx6="http://schemas.microsoft.com/office/drawing/2016/5/12/chartex" xmlns:cx7="http://schemas.microsoft.com/office/drawing/2016/5/13/chartex" xmlns:cx8="http://schemas.microsoft.com/office/drawing/2016/5/14/chartex" xmlns:mc="http://schemas.openxmlformats.org/markup-compatibility/2006" xmlns:aink="http://schemas.microsoft.com/office/drawing/2016/ink" xmlns:am3d="http://schemas.microsoft.com/office/drawing/2017/model3d" xmlns:o="urn:schemas-microsoft-com:office:office" xmlns:oel="http://schemas.microsoft.com/office/2019/extlst" xmlns:r="http://schemas.openxmlformats.org/officeDocument/2006/relationships" xmlns:m="http://schemas.openxmlformats.org/officeDocument/2006/math" xmlns:v="urn:schemas-microsoft-com:vml" xmlns:wp14="http://schemas.microsoft.com/office/word/2010/wordprocessingDrawing" xmlns:wp="http://schemas.openxmlformats.org/drawingml/2006/wordprocessingDrawing" xmlns:w10="urn:schemas-microsoft-com:office:word" xmlns:w="http://schemas.openxmlformats.org/wordprocessingml/2006/main" xmlns:w14="http://schemas.microsoft.com/office/word/2010/wordml" xmlns:w15="http://schemas.microsoft.com/office/word/2012/wordml" xmlns:w16cex="http://schemas.microsoft.com/office/word/2018/wordml/cex" xmlns:w16cid="http://schemas.microsoft.com/office/word/2016/wordml/cid" xmlns:w16="http://schemas.microsoft.com/office/word/2018/wordml" xmlns:w16du="http://schemas.microsoft.com/office/word/2023/wordml/word16du" xmlns:w16sdtdh="http://schemas.microsoft.com/office/word/2020/wordml/sdtdatahash" xmlns:w16sdtfl="http://schemas.microsoft.com/office/word/2024/wordml/sdtformatlock" xmlns:w16se="http://schemas.microsoft.com/office/word/2015/wordml/symex" xmlns:wpg="http://schemas.microsoft.com/office/word/2010/wordprocessingGroup" xmlns:wpi="http://schemas.microsoft.com/office/word/2010/wordprocessingInk" xmlns:wne="http://schemas.microsoft.com/office/word/2006/wordml" xmlns:wps="http://schemas.microsoft.com/office/word/2010/wordprocessingShape" mc:Ignorable="w14 w15 w16se w16cid w16 w16cex w16sdtdh w16sdtfl w16du wp14">
+<w:footnotes xmlns:wpc="http://schemas.microsoft.com/office/word/2010/wordprocessingCanvas" xmlns:cx="http://schemas.microsoft.com/office/drawing/2014/chartex" xmlns:cx1="http://schemas.microsoft.com/office/drawing/2015/9/8/chartex" xmlns:cx2="http://schemas.microsoft.com/office/drawing/2015/10/21/chartex" xmlns:cx3="http://schemas.microsoft.com/office/drawing/2016/5/9/chartex" xmlns:cx4="http://schemas.microsoft.com/office/drawing/2016/5/10/chartex" xmlns:cx5="http://schemas.microsoft.com/office/drawing/2016/5/11/chartex" xmlns:cx6="http://schemas.microsoft.com/office/drawing/2016/5/12/chartex" xmlns:cx7="http://schemas.microsoft.com/office/drawing/2016/5/13/chartex" xmlns:cx8="http://schemas.microsoft.com/office/drawing/2016/5/14/chartex" xmlns:mc="http://schemas.openxmlformats.org/markup-compatibility/2006" xmlns:aink="http://schemas.microsoft.com/office/drawing/2016/ink" xmlns:am3d="http://schemas.microsoft.com/office/drawing/2017/model3d" xmlns:o="urn:schemas-microsoft-com:office:office" xmlns:r="http://schemas.openxmlformats.org/officeDocument/2006/relationships" xmlns:m="http://schemas.openxmlformats.org/officeDocument/2006/math" xmlns:v="urn:schemas-microsoft-com:vml" xmlns:wp14="http://schemas.microsoft.com/office/word/2010/wordprocessingDrawing" xmlns:wp="http://schemas.openxmlformats.org/drawingml/2006/wordprocessingDrawing" xmlns:w10="urn:schemas-microsoft-com:office:word" xmlns:w="http://schemas.openxmlformats.org/wordprocessingml/2006/main" xmlns:w14="http://schemas.microsoft.com/office/word/2010/wordml" xmlns:w15="http://schemas.microsoft.com/office/word/2012/wordml" xmlns:w16cid="http://schemas.microsoft.com/office/word/2016/wordml/cid" xmlns:w16se="http://schemas.microsoft.com/office/word/2015/wordml/symex" xmlns:wpg="http://schemas.microsoft.com/office/word/2010/wordprocessingGroup" xmlns:wpi="http://schemas.microsoft.com/office/word/2010/wordprocessingInk" xmlns:wne="http://schemas.microsoft.com/office/word/2006/wordml" xmlns:wps="http://schemas.microsoft.com/office/word/2010/wordprocessingShape" mc:Ignorable="w14 w15 w16se w16cid wp14">
   <w:footnote w:type="separator" w:id="-1">
     <w:p>
       <w:r>
@@ -1706,7 +1739,7 @@
 </file>
 
 <file path=word/numbering.xml><?xml version="1.0" encoding="utf-8"?>
-<w:numbering xmlns:wpc="http://schemas.microsoft.com/office/word/2010/wordprocessingCanvas" xmlns:cx="http://schemas.microsoft.com/office/drawing/2014/chartex" xmlns:cx1="http://schemas.microsoft.com/office/drawing/2015/9/8/chartex" xmlns:cx2="http://schemas.microsoft.com/office/drawing/2015/10/21/chartex" xmlns:cx3="http://schemas.microsoft.com/office/drawing/2016/5/9/chartex" xmlns:cx4="http://schemas.microsoft.com/office/drawing/2016/5/10/chartex" xmlns:cx5="http://schemas.microsoft.com/office/drawing/2016/5/11/chartex" xmlns:cx6="http://schemas.microsoft.com/office/drawing/2016/5/12/chartex" xmlns:cx7="http://schemas.microsoft.com/office/drawing/2016/5/13/chartex" xmlns:cx8="http://schemas.microsoft.com/office/drawing/2016/5/14/chartex" xmlns:mc="http://schemas.openxmlformats.org/markup-compatibility/2006" xmlns:aink="http://schemas.microsoft.com/office/drawing/2016/ink" xmlns:am3d="http://schemas.microsoft.com/office/drawing/2017/model3d" xmlns:o="urn:schemas-microsoft-com:office:office" xmlns:oel="http://schemas.microsoft.com/office/2019/extlst" xmlns:r="http://schemas.openxmlformats.org/officeDocument/2006/relationships" xmlns:m="http://schemas.openxmlformats.org/officeDocument/2006/math" xmlns:v="urn:schemas-microsoft-com:vml" xmlns:wp14="http://schemas.microsoft.com/office/word/2010/wordprocessingDrawing" xmlns:wp="http://schemas.openxmlformats.org/drawingml/2006/wordprocessingDrawing" xmlns:w10="urn:schemas-microsoft-com:office:word" xmlns:w="http://schemas.openxmlformats.org/wordprocessingml/2006/main" xmlns:w14="http://schemas.microsoft.com/office/word/2010/wordml" xmlns:w15="http://schemas.microsoft.com/office/word/2012/wordml" xmlns:w16cex="http://schemas.microsoft.com/office/word/2018/wordml/cex" xmlns:w16cid="http://schemas.microsoft.com/office/word/2016/wordml/cid" xmlns:w16="http://schemas.microsoft.com/office/word/2018/wordml" xmlns:w16du="http://schemas.microsoft.com/office/word/2023/wordml/word16du" xmlns:w16sdtdh="http://schemas.microsoft.com/office/word/2020/wordml/sdtdatahash" xmlns:w16sdtfl="http://schemas.microsoft.com/office/word/2024/wordml/sdtformatlock" xmlns:w16se="http://schemas.microsoft.com/office/word/2015/wordml/symex" xmlns:wpg="http://schemas.microsoft.com/office/word/2010/wordprocessingGroup" xmlns:wpi="http://schemas.microsoft.com/office/word/2010/wordprocessingInk" xmlns:wne="http://schemas.microsoft.com/office/word/2006/wordml" xmlns:wps="http://schemas.microsoft.com/office/word/2010/wordprocessingShape" mc:Ignorable="w14 w15 w16se w16cid w16 w16cex w16sdtdh w16sdtfl w16du wp14">
+<w:numbering xmlns:wpc="http://schemas.microsoft.com/office/word/2010/wordprocessingCanvas" xmlns:cx="http://schemas.microsoft.com/office/drawing/2014/chartex" xmlns:cx1="http://schemas.microsoft.com/office/drawing/2015/9/8/chartex" xmlns:cx2="http://schemas.microsoft.com/office/drawing/2015/10/21/chartex" xmlns:cx3="http://schemas.microsoft.com/office/drawing/2016/5/9/chartex" xmlns:cx4="http://schemas.microsoft.com/office/drawing/2016/5/10/chartex" xmlns:cx5="http://schemas.microsoft.com/office/drawing/2016/5/11/chartex" xmlns:cx6="http://schemas.microsoft.com/office/drawing/2016/5/12/chartex" xmlns:cx7="http://schemas.microsoft.com/office/drawing/2016/5/13/chartex" xmlns:cx8="http://schemas.microsoft.com/office/drawing/2016/5/14/chartex" xmlns:mc="http://schemas.openxmlformats.org/markup-compatibility/2006" xmlns:aink="http://schemas.microsoft.com/office/drawing/2016/ink" xmlns:am3d="http://schemas.microsoft.com/office/drawing/2017/model3d" xmlns:o="urn:schemas-microsoft-com:office:office" xmlns:r="http://schemas.openxmlformats.org/officeDocument/2006/relationships" xmlns:m="http://schemas.openxmlformats.org/officeDocument/2006/math" xmlns:v="urn:schemas-microsoft-com:vml" xmlns:wp14="http://schemas.microsoft.com/office/word/2010/wordprocessingDrawing" xmlns:wp="http://schemas.openxmlformats.org/drawingml/2006/wordprocessingDrawing" xmlns:w10="urn:schemas-microsoft-com:office:word" xmlns:w="http://schemas.openxmlformats.org/wordprocessingml/2006/main" xmlns:w14="http://schemas.microsoft.com/office/word/2010/wordml" xmlns:w15="http://schemas.microsoft.com/office/word/2012/wordml" xmlns:w16cid="http://schemas.microsoft.com/office/word/2016/wordml/cid" xmlns:w16se="http://schemas.microsoft.com/office/word/2015/wordml/symex" xmlns:wpg="http://schemas.microsoft.com/office/word/2010/wordprocessingGroup" xmlns:wpi="http://schemas.microsoft.com/office/word/2010/wordprocessingInk" xmlns:wne="http://schemas.microsoft.com/office/word/2006/wordml" xmlns:wps="http://schemas.microsoft.com/office/word/2010/wordprocessingShape" mc:Ignorable="w14 w15 w16se w16cid wp14">
   <w:abstractNum w:abstractNumId="0" w15:restartNumberingAfterBreak="0">
     <w:nsid w:val="16834D21"/>
     <w:multiLevelType w:val="multilevel"/>
@@ -2168,23 +2201,23 @@
       </w:pPr>
     </w:lvl>
   </w:abstractNum>
-  <w:num w:numId="1" w16cid:durableId="1904025011">
+  <w:num w:numId="1">
     <w:abstractNumId w:val="0"/>
   </w:num>
-  <w:num w:numId="2" w16cid:durableId="1513106259">
+  <w:num w:numId="2">
     <w:abstractNumId w:val="1"/>
   </w:num>
-  <w:num w:numId="3" w16cid:durableId="2092316406">
+  <w:num w:numId="3">
     <w:abstractNumId w:val="3"/>
   </w:num>
-  <w:num w:numId="4" w16cid:durableId="172843405">
+  <w:num w:numId="4">
     <w:abstractNumId w:val="2"/>
   </w:num>
 </w:numbering>
 </file>
 
 <file path=word/styles.xml><?xml version="1.0" encoding="utf-8"?>
-<w:styles xmlns:mc="http://schemas.openxmlformats.org/markup-compatibility/2006" xmlns:r="http://schemas.openxmlformats.org/officeDocument/2006/relationships" xmlns:w="http://schemas.openxmlformats.org/wordprocessingml/2006/main" xmlns:w14="http://schemas.microsoft.com/office/word/2010/wordml" xmlns:w15="http://schemas.microsoft.com/office/word/2012/wordml" xmlns:w16cex="http://schemas.microsoft.com/office/word/2018/wordml/cex" xmlns:w16cid="http://schemas.microsoft.com/office/word/2016/wordml/cid" xmlns:w16="http://schemas.microsoft.com/office/word/2018/wordml" xmlns:w16du="http://schemas.microsoft.com/office/word/2023/wordml/word16du" xmlns:w16sdtdh="http://schemas.microsoft.com/office/word/2020/wordml/sdtdatahash" xmlns:w16sdtfl="http://schemas.microsoft.com/office/word/2024/wordml/sdtformatlock" xmlns:w16se="http://schemas.microsoft.com/office/word/2015/wordml/symex" mc:Ignorable="w14 w15 w16se w16cid w16 w16cex w16sdtdh w16sdtfl w16du">
+<w:styles xmlns:mc="http://schemas.openxmlformats.org/markup-compatibility/2006" xmlns:r="http://schemas.openxmlformats.org/officeDocument/2006/relationships" xmlns:w="http://schemas.openxmlformats.org/wordprocessingml/2006/main" xmlns:w14="http://schemas.microsoft.com/office/word/2010/wordml" xmlns:w15="http://schemas.microsoft.com/office/word/2012/wordml" xmlns:w16cid="http://schemas.microsoft.com/office/word/2016/wordml/cid" xmlns:w16se="http://schemas.microsoft.com/office/word/2015/wordml/symex" mc:Ignorable="w14 w15 w16se w16cid">
   <w:docDefaults>
     <w:rPrDefault>
       <w:rPr>
@@ -2200,7 +2233,7 @@
       </w:pPr>
     </w:pPrDefault>
   </w:docDefaults>
-  <w:latentStyles w:defLockedState="0" w:defUIPriority="99" w:defSemiHidden="0" w:defUnhideWhenUsed="0" w:defQFormat="0" w:count="376">
+  <w:latentStyles w:defLockedState="0" w:defUIPriority="99" w:defSemiHidden="0" w:defUnhideWhenUsed="0" w:defQFormat="0" w:count="375">
     <w:lsdException w:name="Normal" w:uiPriority="0" w:qFormat="1"/>
     <w:lsdException w:name="heading 1" w:uiPriority="9" w:qFormat="1"/>
     <w:lsdException w:name="heading 2" w:semiHidden="1" w:uiPriority="9" w:unhideWhenUsed="1" w:qFormat="1"/>

--- a/proposal/others/21B_Min_Genesis_Budget_Justification.docx
+++ b/proposal/others/21B_Min_Genesis_Budget_Justification.docx
@@ -1,6 +1,6 @@
 
 <file path=word/document.xml><?xml version="1.0" encoding="utf-8"?>
-<w:document xmlns:wpc="http://schemas.microsoft.com/office/word/2010/wordprocessingCanvas" xmlns:cx="http://schemas.microsoft.com/office/drawing/2014/chartex" xmlns:cx1="http://schemas.microsoft.com/office/drawing/2015/9/8/chartex" xmlns:cx2="http://schemas.microsoft.com/office/drawing/2015/10/21/chartex" xmlns:cx3="http://schemas.microsoft.com/office/drawing/2016/5/9/chartex" xmlns:cx4="http://schemas.microsoft.com/office/drawing/2016/5/10/chartex" xmlns:cx5="http://schemas.microsoft.com/office/drawing/2016/5/11/chartex" xmlns:cx6="http://schemas.microsoft.com/office/drawing/2016/5/12/chartex" xmlns:cx7="http://schemas.microsoft.com/office/drawing/2016/5/13/chartex" xmlns:cx8="http://schemas.microsoft.com/office/drawing/2016/5/14/chartex" xmlns:mc="http://schemas.openxmlformats.org/markup-compatibility/2006" xmlns:aink="http://schemas.microsoft.com/office/drawing/2016/ink" xmlns:am3d="http://schemas.microsoft.com/office/drawing/2017/model3d" xmlns:o="urn:schemas-microsoft-com:office:office" xmlns:r="http://schemas.openxmlformats.org/officeDocument/2006/relationships" xmlns:m="http://schemas.openxmlformats.org/officeDocument/2006/math" xmlns:v="urn:schemas-microsoft-com:vml" xmlns:wp14="http://schemas.microsoft.com/office/word/2010/wordprocessingDrawing" xmlns:wp="http://schemas.openxmlformats.org/drawingml/2006/wordprocessingDrawing" xmlns:w10="urn:schemas-microsoft-com:office:word" xmlns:w="http://schemas.openxmlformats.org/wordprocessingml/2006/main" xmlns:w14="http://schemas.microsoft.com/office/word/2010/wordml" xmlns:w15="http://schemas.microsoft.com/office/word/2012/wordml" xmlns:w16cid="http://schemas.microsoft.com/office/word/2016/wordml/cid" xmlns:w16se="http://schemas.microsoft.com/office/word/2015/wordml/symex" xmlns:wpg="http://schemas.microsoft.com/office/word/2010/wordprocessingGroup" xmlns:wpi="http://schemas.microsoft.com/office/word/2010/wordprocessingInk" xmlns:wne="http://schemas.microsoft.com/office/word/2006/wordml" xmlns:wps="http://schemas.microsoft.com/office/word/2010/wordprocessingShape" mc:Ignorable="w14 w15 w16se w16cid wp14">
+<w:document xmlns:wpc="http://schemas.microsoft.com/office/word/2010/wordprocessingCanvas" xmlns:cx="http://schemas.microsoft.com/office/drawing/2014/chartex" xmlns:cx1="http://schemas.microsoft.com/office/drawing/2015/9/8/chartex" xmlns:cx2="http://schemas.microsoft.com/office/drawing/2015/10/21/chartex" xmlns:cx3="http://schemas.microsoft.com/office/drawing/2016/5/9/chartex" xmlns:cx4="http://schemas.microsoft.com/office/drawing/2016/5/10/chartex" xmlns:cx5="http://schemas.microsoft.com/office/drawing/2016/5/11/chartex" xmlns:cx6="http://schemas.microsoft.com/office/drawing/2016/5/12/chartex" xmlns:cx7="http://schemas.microsoft.com/office/drawing/2016/5/13/chartex" xmlns:cx8="http://schemas.microsoft.com/office/drawing/2016/5/14/chartex" xmlns:mc="http://schemas.openxmlformats.org/markup-compatibility/2006" xmlns:aink="http://schemas.microsoft.com/office/drawing/2016/ink" xmlns:am3d="http://schemas.microsoft.com/office/drawing/2017/model3d" xmlns:o="urn:schemas-microsoft-com:office:office" xmlns:oel="http://schemas.microsoft.com/office/2019/extlst" xmlns:r="http://schemas.openxmlformats.org/officeDocument/2006/relationships" xmlns:m="http://schemas.openxmlformats.org/officeDocument/2006/math" xmlns:v="urn:schemas-microsoft-com:vml" xmlns:wp14="http://schemas.microsoft.com/office/word/2010/wordprocessingDrawing" xmlns:wp="http://schemas.openxmlformats.org/drawingml/2006/wordprocessingDrawing" xmlns:w10="urn:schemas-microsoft-com:office:word" xmlns:w="http://schemas.openxmlformats.org/wordprocessingml/2006/main" xmlns:w14="http://schemas.microsoft.com/office/word/2010/wordml" xmlns:w15="http://schemas.microsoft.com/office/word/2012/wordml" xmlns:w16cex="http://schemas.microsoft.com/office/word/2018/wordml/cex" xmlns:w16cid="http://schemas.microsoft.com/office/word/2016/wordml/cid" xmlns:w16="http://schemas.microsoft.com/office/word/2018/wordml" xmlns:w16du="http://schemas.microsoft.com/office/word/2023/wordml/word16du" xmlns:w16sdtdh="http://schemas.microsoft.com/office/word/2020/wordml/sdtdatahash" xmlns:w16sdtfl="http://schemas.microsoft.com/office/word/2024/wordml/sdtformatlock" xmlns:w16se="http://schemas.microsoft.com/office/word/2015/wordml/symex" xmlns:wpg="http://schemas.microsoft.com/office/word/2010/wordprocessingGroup" xmlns:wpi="http://schemas.microsoft.com/office/word/2010/wordprocessingInk" xmlns:wne="http://schemas.microsoft.com/office/word/2006/wordml" xmlns:wps="http://schemas.microsoft.com/office/word/2010/wordprocessingShape" mc:Ignorable="w14 w15 w16se w16cid w16 w16cex w16sdtdh w16sdtfl w16du wp14">
   <w:body>
     <w:p>
       <w:pPr>
@@ -885,18 +885,8 @@
           <w:sz w:val="22"/>
           <w:szCs w:val="22"/>
         </w:rPr>
-        <w:t xml:space="preserve">Ricardo </w:t>
-      </w:r>
-      <w:proofErr w:type="spellStart"/>
-      <w:r>
-        <w:rPr>
-          <w:b/>
-          <w:sz w:val="22"/>
-          <w:szCs w:val="22"/>
-        </w:rPr>
-        <w:t>Vinuesa</w:t>
-      </w:r>
-      <w:proofErr w:type="spellEnd"/>
+        <w:t>Ricardo Vinuesa</w:t>
+      </w:r>
       <w:r>
         <w:rPr>
           <w:sz w:val="22"/>
@@ -989,39 +979,20 @@
           <w:szCs w:val="22"/>
         </w:rPr>
       </w:pPr>
-      <w:bookmarkStart w:id="1" w:name="_GoBack"/>
-      <w:r>
-        <w:rPr>
-          <w:b/>
-          <w:sz w:val="22"/>
-          <w:szCs w:val="22"/>
-        </w:rPr>
-        <w:t xml:space="preserve">Elia </w:t>
-      </w:r>
-      <w:proofErr w:type="spellStart"/>
-      <w:r>
-        <w:rPr>
-          <w:b/>
-          <w:sz w:val="22"/>
-          <w:szCs w:val="22"/>
-        </w:rPr>
-        <w:t>Merzari</w:t>
-      </w:r>
-      <w:proofErr w:type="spellEnd"/>
-      <w:r>
-        <w:rPr>
-          <w:sz w:val="22"/>
-          <w:szCs w:val="22"/>
-        </w:rPr>
-        <w:t xml:space="preserve"> </w:t>
-      </w:r>
-      <w:bookmarkEnd w:id="1"/>
-      <w:r>
-        <w:rPr>
-          <w:sz w:val="22"/>
-          <w:szCs w:val="22"/>
-        </w:rPr>
-        <w:t>will</w:t>
+      <w:r>
+        <w:rPr>
+          <w:b/>
+          <w:sz w:val="22"/>
+          <w:szCs w:val="22"/>
+        </w:rPr>
+        <w:t>Elia Merzari</w:t>
+      </w:r>
+      <w:r>
+        <w:rPr>
+          <w:sz w:val="22"/>
+          <w:szCs w:val="22"/>
+        </w:rPr>
+        <w:t xml:space="preserve"> will</w:t>
       </w:r>
       <w:r>
         <w:rPr>
@@ -1446,7 +1417,23 @@
           <w:sz w:val="22"/>
           <w:szCs w:val="22"/>
         </w:rPr>
-        <w:t xml:space="preserve">Standard rates are developed for Laboratory General and Administrative (G&amp;A) expense. The procedures for distributing Laboratory G&amp;A and program expense is applied on the basis of the total cost of the work performed. The following indirect rates are provisional and have been estimated for each fiscal year budget period: </w:t>
+        <w:t xml:space="preserve">Standard rates are developed for Laboratory General and Administrative (G&amp;A) expense. The procedures for distributing Laboratory G&amp;A and program expense </w:t>
+      </w:r>
+      <w:r>
+        <w:rPr>
+          <w:rFonts w:eastAsia="Times New Roman" w:cstheme="minorHAnsi"/>
+          <w:sz w:val="22"/>
+          <w:szCs w:val="22"/>
+        </w:rPr>
+        <w:t xml:space="preserve">are </w:t>
+      </w:r>
+      <w:r>
+        <w:rPr>
+          <w:rFonts w:eastAsia="Times New Roman" w:cstheme="minorHAnsi"/>
+          <w:sz w:val="22"/>
+          <w:szCs w:val="22"/>
+        </w:rPr>
+        <w:t xml:space="preserve">applied on the basis of the total cost of the work performed. The following indirect rates are provisional and have been estimated for each fiscal year budget period: </w:t>
       </w:r>
     </w:p>
     <w:p>
@@ -1701,7 +1688,7 @@
 </file>
 
 <file path=word/endnotes.xml><?xml version="1.0" encoding="utf-8"?>
-<w:endnotes xmlns:wpc="http://schemas.microsoft.com/office/word/2010/wordprocessingCanvas" xmlns:cx="http://schemas.microsoft.com/office/drawing/2014/chartex" xmlns:cx1="http://schemas.microsoft.com/office/drawing/2015/9/8/chartex" xmlns:cx2="http://schemas.microsoft.com/office/drawing/2015/10/21/chartex" xmlns:cx3="http://schemas.microsoft.com/office/drawing/2016/5/9/chartex" xmlns:cx4="http://schemas.microsoft.com/office/drawing/2016/5/10/chartex" xmlns:cx5="http://schemas.microsoft.com/office/drawing/2016/5/11/chartex" xmlns:cx6="http://schemas.microsoft.com/office/drawing/2016/5/12/chartex" xmlns:cx7="http://schemas.microsoft.com/office/drawing/2016/5/13/chartex" xmlns:cx8="http://schemas.microsoft.com/office/drawing/2016/5/14/chartex" xmlns:mc="http://schemas.openxmlformats.org/markup-compatibility/2006" xmlns:aink="http://schemas.microsoft.com/office/drawing/2016/ink" xmlns:am3d="http://schemas.microsoft.com/office/drawing/2017/model3d" xmlns:o="urn:schemas-microsoft-com:office:office" xmlns:r="http://schemas.openxmlformats.org/officeDocument/2006/relationships" xmlns:m="http://schemas.openxmlformats.org/officeDocument/2006/math" xmlns:v="urn:schemas-microsoft-com:vml" xmlns:wp14="http://schemas.microsoft.com/office/word/2010/wordprocessingDrawing" xmlns:wp="http://schemas.openxmlformats.org/drawingml/2006/wordprocessingDrawing" xmlns:w10="urn:schemas-microsoft-com:office:word" xmlns:w="http://schemas.openxmlformats.org/wordprocessingml/2006/main" xmlns:w14="http://schemas.microsoft.com/office/word/2010/wordml" xmlns:w15="http://schemas.microsoft.com/office/word/2012/wordml" xmlns:w16cid="http://schemas.microsoft.com/office/word/2016/wordml/cid" xmlns:w16se="http://schemas.microsoft.com/office/word/2015/wordml/symex" xmlns:wpg="http://schemas.microsoft.com/office/word/2010/wordprocessingGroup" xmlns:wpi="http://schemas.microsoft.com/office/word/2010/wordprocessingInk" xmlns:wne="http://schemas.microsoft.com/office/word/2006/wordml" xmlns:wps="http://schemas.microsoft.com/office/word/2010/wordprocessingShape" mc:Ignorable="w14 w15 w16se w16cid wp14">
+<w:endnotes xmlns:wpc="http://schemas.microsoft.com/office/word/2010/wordprocessingCanvas" xmlns:cx="http://schemas.microsoft.com/office/drawing/2014/chartex" xmlns:cx1="http://schemas.microsoft.com/office/drawing/2015/9/8/chartex" xmlns:cx2="http://schemas.microsoft.com/office/drawing/2015/10/21/chartex" xmlns:cx3="http://schemas.microsoft.com/office/drawing/2016/5/9/chartex" xmlns:cx4="http://schemas.microsoft.com/office/drawing/2016/5/10/chartex" xmlns:cx5="http://schemas.microsoft.com/office/drawing/2016/5/11/chartex" xmlns:cx6="http://schemas.microsoft.com/office/drawing/2016/5/12/chartex" xmlns:cx7="http://schemas.microsoft.com/office/drawing/2016/5/13/chartex" xmlns:cx8="http://schemas.microsoft.com/office/drawing/2016/5/14/chartex" xmlns:mc="http://schemas.openxmlformats.org/markup-compatibility/2006" xmlns:aink="http://schemas.microsoft.com/office/drawing/2016/ink" xmlns:am3d="http://schemas.microsoft.com/office/drawing/2017/model3d" xmlns:o="urn:schemas-microsoft-com:office:office" xmlns:oel="http://schemas.microsoft.com/office/2019/extlst" xmlns:r="http://schemas.openxmlformats.org/officeDocument/2006/relationships" xmlns:m="http://schemas.openxmlformats.org/officeDocument/2006/math" xmlns:v="urn:schemas-microsoft-com:vml" xmlns:wp14="http://schemas.microsoft.com/office/word/2010/wordprocessingDrawing" xmlns:wp="http://schemas.openxmlformats.org/drawingml/2006/wordprocessingDrawing" xmlns:w10="urn:schemas-microsoft-com:office:word" xmlns:w="http://schemas.openxmlformats.org/wordprocessingml/2006/main" xmlns:w14="http://schemas.microsoft.com/office/word/2010/wordml" xmlns:w15="http://schemas.microsoft.com/office/word/2012/wordml" xmlns:w16cex="http://schemas.microsoft.com/office/word/2018/wordml/cex" xmlns:w16cid="http://schemas.microsoft.com/office/word/2016/wordml/cid" xmlns:w16="http://schemas.microsoft.com/office/word/2018/wordml" xmlns:w16du="http://schemas.microsoft.com/office/word/2023/wordml/word16du" xmlns:w16sdtdh="http://schemas.microsoft.com/office/word/2020/wordml/sdtdatahash" xmlns:w16sdtfl="http://schemas.microsoft.com/office/word/2024/wordml/sdtformatlock" xmlns:w16se="http://schemas.microsoft.com/office/word/2015/wordml/symex" xmlns:wpg="http://schemas.microsoft.com/office/word/2010/wordprocessingGroup" xmlns:wpi="http://schemas.microsoft.com/office/word/2010/wordprocessingInk" xmlns:wne="http://schemas.microsoft.com/office/word/2006/wordml" xmlns:wps="http://schemas.microsoft.com/office/word/2010/wordprocessingShape" mc:Ignorable="w14 w15 w16se w16cid w16 w16cex w16sdtdh w16sdtfl w16du wp14">
   <w:endnote w:type="separator" w:id="-1">
     <w:p>
       <w:r>
@@ -1720,7 +1707,7 @@
 </file>
 
 <file path=word/footnotes.xml><?xml version="1.0" encoding="utf-8"?>
-<w:footnotes xmlns:wpc="http://schemas.microsoft.com/office/word/2010/wordprocessingCanvas" xmlns:cx="http://schemas.microsoft.com/office/drawing/2014/chartex" xmlns:cx1="http://schemas.microsoft.com/office/drawing/2015/9/8/chartex" xmlns:cx2="http://schemas.microsoft.com/office/drawing/2015/10/21/chartex" xmlns:cx3="http://schemas.microsoft.com/office/drawing/2016/5/9/chartex" xmlns:cx4="http://schemas.microsoft.com/office/drawing/2016/5/10/chartex" xmlns:cx5="http://schemas.microsoft.com/office/drawing/2016/5/11/chartex" xmlns:cx6="http://schemas.microsoft.com/office/drawing/2016/5/12/chartex" xmlns:cx7="http://schemas.microsoft.com/office/drawing/2016/5/13/chartex" xmlns:cx8="http://schemas.microsoft.com/office/drawing/2016/5/14/chartex" xmlns:mc="http://schemas.openxmlformats.org/markup-compatibility/2006" xmlns:aink="http://schemas.microsoft.com/office/drawing/2016/ink" xmlns:am3d="http://schemas.microsoft.com/office/drawing/2017/model3d" xmlns:o="urn:schemas-microsoft-com:office:office" xmlns:r="http://schemas.openxmlformats.org/officeDocument/2006/relationships" xmlns:m="http://schemas.openxmlformats.org/officeDocument/2006/math" xmlns:v="urn:schemas-microsoft-com:vml" xmlns:wp14="http://schemas.microsoft.com/office/word/2010/wordprocessingDrawing" xmlns:wp="http://schemas.openxmlformats.org/drawingml/2006/wordprocessingDrawing" xmlns:w10="urn:schemas-microsoft-com:office:word" xmlns:w="http://schemas.openxmlformats.org/wordprocessingml/2006/main" xmlns:w14="http://schemas.microsoft.com/office/word/2010/wordml" xmlns:w15="http://schemas.microsoft.com/office/word/2012/wordml" xmlns:w16cid="http://schemas.microsoft.com/office/word/2016/wordml/cid" xmlns:w16se="http://schemas.microsoft.com/office/word/2015/wordml/symex" xmlns:wpg="http://schemas.microsoft.com/office/word/2010/wordprocessingGroup" xmlns:wpi="http://schemas.microsoft.com/office/word/2010/wordprocessingInk" xmlns:wne="http://schemas.microsoft.com/office/word/2006/wordml" xmlns:wps="http://schemas.microsoft.com/office/word/2010/wordprocessingShape" mc:Ignorable="w14 w15 w16se w16cid wp14">
+<w:footnotes xmlns:wpc="http://schemas.microsoft.com/office/word/2010/wordprocessingCanvas" xmlns:cx="http://schemas.microsoft.com/office/drawing/2014/chartex" xmlns:cx1="http://schemas.microsoft.com/office/drawing/2015/9/8/chartex" xmlns:cx2="http://schemas.microsoft.com/office/drawing/2015/10/21/chartex" xmlns:cx3="http://schemas.microsoft.com/office/drawing/2016/5/9/chartex" xmlns:cx4="http://schemas.microsoft.com/office/drawing/2016/5/10/chartex" xmlns:cx5="http://schemas.microsoft.com/office/drawing/2016/5/11/chartex" xmlns:cx6="http://schemas.microsoft.com/office/drawing/2016/5/12/chartex" xmlns:cx7="http://schemas.microsoft.com/office/drawing/2016/5/13/chartex" xmlns:cx8="http://schemas.microsoft.com/office/drawing/2016/5/14/chartex" xmlns:mc="http://schemas.openxmlformats.org/markup-compatibility/2006" xmlns:aink="http://schemas.microsoft.com/office/drawing/2016/ink" xmlns:am3d="http://schemas.microsoft.com/office/drawing/2017/model3d" xmlns:o="urn:schemas-microsoft-com:office:office" xmlns:oel="http://schemas.microsoft.com/office/2019/extlst" xmlns:r="http://schemas.openxmlformats.org/officeDocument/2006/relationships" xmlns:m="http://schemas.openxmlformats.org/officeDocument/2006/math" xmlns:v="urn:schemas-microsoft-com:vml" xmlns:wp14="http://schemas.microsoft.com/office/word/2010/wordprocessingDrawing" xmlns:wp="http://schemas.openxmlformats.org/drawingml/2006/wordprocessingDrawing" xmlns:w10="urn:schemas-microsoft-com:office:word" xmlns:w="http://schemas.openxmlformats.org/wordprocessingml/2006/main" xmlns:w14="http://schemas.microsoft.com/office/word/2010/wordml" xmlns:w15="http://schemas.microsoft.com/office/word/2012/wordml" xmlns:w16cex="http://schemas.microsoft.com/office/word/2018/wordml/cex" xmlns:w16cid="http://schemas.microsoft.com/office/word/2016/wordml/cid" xmlns:w16="http://schemas.microsoft.com/office/word/2018/wordml" xmlns:w16du="http://schemas.microsoft.com/office/word/2023/wordml/word16du" xmlns:w16sdtdh="http://schemas.microsoft.com/office/word/2020/wordml/sdtdatahash" xmlns:w16sdtfl="http://schemas.microsoft.com/office/word/2024/wordml/sdtformatlock" xmlns:w16se="http://schemas.microsoft.com/office/word/2015/wordml/symex" xmlns:wpg="http://schemas.microsoft.com/office/word/2010/wordprocessingGroup" xmlns:wpi="http://schemas.microsoft.com/office/word/2010/wordprocessingInk" xmlns:wne="http://schemas.microsoft.com/office/word/2006/wordml" xmlns:wps="http://schemas.microsoft.com/office/word/2010/wordprocessingShape" mc:Ignorable="w14 w15 w16se w16cid w16 w16cex w16sdtdh w16sdtfl w16du wp14">
   <w:footnote w:type="separator" w:id="-1">
     <w:p>
       <w:r>
@@ -1739,7 +1726,7 @@
 </file>
 
 <file path=word/numbering.xml><?xml version="1.0" encoding="utf-8"?>
-<w:numbering xmlns:wpc="http://schemas.microsoft.com/office/word/2010/wordprocessingCanvas" xmlns:cx="http://schemas.microsoft.com/office/drawing/2014/chartex" xmlns:cx1="http://schemas.microsoft.com/office/drawing/2015/9/8/chartex" xmlns:cx2="http://schemas.microsoft.com/office/drawing/2015/10/21/chartex" xmlns:cx3="http://schemas.microsoft.com/office/drawing/2016/5/9/chartex" xmlns:cx4="http://schemas.microsoft.com/office/drawing/2016/5/10/chartex" xmlns:cx5="http://schemas.microsoft.com/office/drawing/2016/5/11/chartex" xmlns:cx6="http://schemas.microsoft.com/office/drawing/2016/5/12/chartex" xmlns:cx7="http://schemas.microsoft.com/office/drawing/2016/5/13/chartex" xmlns:cx8="http://schemas.microsoft.com/office/drawing/2016/5/14/chartex" xmlns:mc="http://schemas.openxmlformats.org/markup-compatibility/2006" xmlns:aink="http://schemas.microsoft.com/office/drawing/2016/ink" xmlns:am3d="http://schemas.microsoft.com/office/drawing/2017/model3d" xmlns:o="urn:schemas-microsoft-com:office:office" xmlns:r="http://schemas.openxmlformats.org/officeDocument/2006/relationships" xmlns:m="http://schemas.openxmlformats.org/officeDocument/2006/math" xmlns:v="urn:schemas-microsoft-com:vml" xmlns:wp14="http://schemas.microsoft.com/office/word/2010/wordprocessingDrawing" xmlns:wp="http://schemas.openxmlformats.org/drawingml/2006/wordprocessingDrawing" xmlns:w10="urn:schemas-microsoft-com:office:word" xmlns:w="http://schemas.openxmlformats.org/wordprocessingml/2006/main" xmlns:w14="http://schemas.microsoft.com/office/word/2010/wordml" xmlns:w15="http://schemas.microsoft.com/office/word/2012/wordml" xmlns:w16cid="http://schemas.microsoft.com/office/word/2016/wordml/cid" xmlns:w16se="http://schemas.microsoft.com/office/word/2015/wordml/symex" xmlns:wpg="http://schemas.microsoft.com/office/word/2010/wordprocessingGroup" xmlns:wpi="http://schemas.microsoft.com/office/word/2010/wordprocessingInk" xmlns:wne="http://schemas.microsoft.com/office/word/2006/wordml" xmlns:wps="http://schemas.microsoft.com/office/word/2010/wordprocessingShape" mc:Ignorable="w14 w15 w16se w16cid wp14">
+<w:numbering xmlns:wpc="http://schemas.microsoft.com/office/word/2010/wordprocessingCanvas" xmlns:cx="http://schemas.microsoft.com/office/drawing/2014/chartex" xmlns:cx1="http://schemas.microsoft.com/office/drawing/2015/9/8/chartex" xmlns:cx2="http://schemas.microsoft.com/office/drawing/2015/10/21/chartex" xmlns:cx3="http://schemas.microsoft.com/office/drawing/2016/5/9/chartex" xmlns:cx4="http://schemas.microsoft.com/office/drawing/2016/5/10/chartex" xmlns:cx5="http://schemas.microsoft.com/office/drawing/2016/5/11/chartex" xmlns:cx6="http://schemas.microsoft.com/office/drawing/2016/5/12/chartex" xmlns:cx7="http://schemas.microsoft.com/office/drawing/2016/5/13/chartex" xmlns:cx8="http://schemas.microsoft.com/office/drawing/2016/5/14/chartex" xmlns:mc="http://schemas.openxmlformats.org/markup-compatibility/2006" xmlns:aink="http://schemas.microsoft.com/office/drawing/2016/ink" xmlns:am3d="http://schemas.microsoft.com/office/drawing/2017/model3d" xmlns:o="urn:schemas-microsoft-com:office:office" xmlns:oel="http://schemas.microsoft.com/office/2019/extlst" xmlns:r="http://schemas.openxmlformats.org/officeDocument/2006/relationships" xmlns:m="http://schemas.openxmlformats.org/officeDocument/2006/math" xmlns:v="urn:schemas-microsoft-com:vml" xmlns:wp14="http://schemas.microsoft.com/office/word/2010/wordprocessingDrawing" xmlns:wp="http://schemas.openxmlformats.org/drawingml/2006/wordprocessingDrawing" xmlns:w10="urn:schemas-microsoft-com:office:word" xmlns:w="http://schemas.openxmlformats.org/wordprocessingml/2006/main" xmlns:w14="http://schemas.microsoft.com/office/word/2010/wordml" xmlns:w15="http://schemas.microsoft.com/office/word/2012/wordml" xmlns:w16cex="http://schemas.microsoft.com/office/word/2018/wordml/cex" xmlns:w16cid="http://schemas.microsoft.com/office/word/2016/wordml/cid" xmlns:w16="http://schemas.microsoft.com/office/word/2018/wordml" xmlns:w16du="http://schemas.microsoft.com/office/word/2023/wordml/word16du" xmlns:w16sdtdh="http://schemas.microsoft.com/office/word/2020/wordml/sdtdatahash" xmlns:w16sdtfl="http://schemas.microsoft.com/office/word/2024/wordml/sdtformatlock" xmlns:w16se="http://schemas.microsoft.com/office/word/2015/wordml/symex" xmlns:wpg="http://schemas.microsoft.com/office/word/2010/wordprocessingGroup" xmlns:wpi="http://schemas.microsoft.com/office/word/2010/wordprocessingInk" xmlns:wne="http://schemas.microsoft.com/office/word/2006/wordml" xmlns:wps="http://schemas.microsoft.com/office/word/2010/wordprocessingShape" mc:Ignorable="w14 w15 w16se w16cid w16 w16cex w16sdtdh w16sdtfl w16du wp14">
   <w:abstractNum w:abstractNumId="0" w15:restartNumberingAfterBreak="0">
     <w:nsid w:val="16834D21"/>
     <w:multiLevelType w:val="multilevel"/>
@@ -2201,23 +2188,23 @@
       </w:pPr>
     </w:lvl>
   </w:abstractNum>
-  <w:num w:numId="1">
+  <w:num w:numId="1" w16cid:durableId="924417975">
     <w:abstractNumId w:val="0"/>
   </w:num>
-  <w:num w:numId="2">
+  <w:num w:numId="2" w16cid:durableId="1299531265">
     <w:abstractNumId w:val="1"/>
   </w:num>
-  <w:num w:numId="3">
+  <w:num w:numId="3" w16cid:durableId="1716806931">
     <w:abstractNumId w:val="3"/>
   </w:num>
-  <w:num w:numId="4">
+  <w:num w:numId="4" w16cid:durableId="732242157">
     <w:abstractNumId w:val="2"/>
   </w:num>
 </w:numbering>
 </file>
 
 <file path=word/styles.xml><?xml version="1.0" encoding="utf-8"?>
-<w:styles xmlns:mc="http://schemas.openxmlformats.org/markup-compatibility/2006" xmlns:r="http://schemas.openxmlformats.org/officeDocument/2006/relationships" xmlns:w="http://schemas.openxmlformats.org/wordprocessingml/2006/main" xmlns:w14="http://schemas.microsoft.com/office/word/2010/wordml" xmlns:w15="http://schemas.microsoft.com/office/word/2012/wordml" xmlns:w16cid="http://schemas.microsoft.com/office/word/2016/wordml/cid" xmlns:w16se="http://schemas.microsoft.com/office/word/2015/wordml/symex" mc:Ignorable="w14 w15 w16se w16cid">
+<w:styles xmlns:mc="http://schemas.openxmlformats.org/markup-compatibility/2006" xmlns:r="http://schemas.openxmlformats.org/officeDocument/2006/relationships" xmlns:w="http://schemas.openxmlformats.org/wordprocessingml/2006/main" xmlns:w14="http://schemas.microsoft.com/office/word/2010/wordml" xmlns:w15="http://schemas.microsoft.com/office/word/2012/wordml" xmlns:w16cex="http://schemas.microsoft.com/office/word/2018/wordml/cex" xmlns:w16cid="http://schemas.microsoft.com/office/word/2016/wordml/cid" xmlns:w16="http://schemas.microsoft.com/office/word/2018/wordml" xmlns:w16du="http://schemas.microsoft.com/office/word/2023/wordml/word16du" xmlns:w16sdtdh="http://schemas.microsoft.com/office/word/2020/wordml/sdtdatahash" xmlns:w16sdtfl="http://schemas.microsoft.com/office/word/2024/wordml/sdtformatlock" xmlns:w16se="http://schemas.microsoft.com/office/word/2015/wordml/symex" mc:Ignorable="w14 w15 w16se w16cid w16 w16cex w16sdtdh w16sdtfl w16du">
   <w:docDefaults>
     <w:rPrDefault>
       <w:rPr>
@@ -2233,7 +2220,7 @@
       </w:pPr>
     </w:pPrDefault>
   </w:docDefaults>
-  <w:latentStyles w:defLockedState="0" w:defUIPriority="99" w:defSemiHidden="0" w:defUnhideWhenUsed="0" w:defQFormat="0" w:count="375">
+  <w:latentStyles w:defLockedState="0" w:defUIPriority="99" w:defSemiHidden="0" w:defUnhideWhenUsed="0" w:defQFormat="0" w:count="376">
     <w:lsdException w:name="Normal" w:uiPriority="0" w:qFormat="1"/>
     <w:lsdException w:name="heading 1" w:uiPriority="9" w:qFormat="1"/>
     <w:lsdException w:name="heading 2" w:semiHidden="1" w:uiPriority="9" w:unhideWhenUsed="1" w:qFormat="1"/>
@@ -2607,6 +2594,7 @@
     <w:lsdException w:name="List Table 7 Colorful Accent 6" w:uiPriority="52"/>
     <w:lsdException w:name="Mention" w:semiHidden="1" w:unhideWhenUsed="1"/>
     <w:lsdException w:name="Smart Hyperlink" w:semiHidden="1" w:unhideWhenUsed="1"/>
+    <w:lsdException w:name="Smart Link" w:semiHidden="1" w:unhideWhenUsed="1"/>
   </w:latentStyles>
   <w:style w:type="paragraph" w:default="1" w:styleId="Normal">
     <w:name w:val="Normal"/>

--- a/proposal/others/21B_Min_Genesis_Budget_Justification.docx
+++ b/proposal/others/21B_Min_Genesis_Budget_Justification.docx
@@ -753,6 +753,13 @@
         </w:rPr>
         <w:t>overall project direction, timeline, and milestones, and aid in quality assessment, particularly related to Decision Gate Metrics</w:t>
       </w:r>
+      <w:r>
+        <w:rPr>
+          <w:sz w:val="22"/>
+          <w:szCs w:val="22"/>
+        </w:rPr>
+        <w:t>.</w:t>
+      </w:r>
     </w:p>
     <w:p>
       <w:pPr>
@@ -789,7 +796,14 @@
           <w:sz w:val="22"/>
           <w:szCs w:val="22"/>
         </w:rPr>
-        <w:t>l guide optimization of surrogate-driven device performance.</w:t>
+        <w:t>l guide optimization of surrogate-driven device performance</w:t>
+      </w:r>
+      <w:r>
+        <w:rPr>
+          <w:sz w:val="22"/>
+          <w:szCs w:val="22"/>
+        </w:rPr>
+        <w:t>.</w:t>
       </w:r>
     </w:p>
     <w:p>
@@ -829,6 +843,13 @@
         </w:rPr>
         <w:t>l identify quantities of interest for reactor performance and aid in training data curation</w:t>
       </w:r>
+      <w:r>
+        <w:rPr>
+          <w:sz w:val="22"/>
+          <w:szCs w:val="22"/>
+        </w:rPr>
+        <w:t>.</w:t>
+      </w:r>
     </w:p>
     <w:p>
       <w:pPr>
@@ -870,6 +891,13 @@
         </w:rPr>
         <w:t xml:space="preserve"> identify quantities of interest for fusion performance and aid in training data curation</w:t>
       </w:r>
+      <w:r>
+        <w:rPr>
+          <w:sz w:val="22"/>
+          <w:szCs w:val="22"/>
+        </w:rPr>
+        <w:t>.</w:t>
+      </w:r>
     </w:p>
     <w:p>
       <w:pPr>
@@ -932,6 +960,13 @@
         </w:rPr>
         <w:t xml:space="preserve"> assist in data curation and performance assessment (e.g., solution quality)</w:t>
       </w:r>
+      <w:r>
+        <w:rPr>
+          <w:sz w:val="22"/>
+          <w:szCs w:val="22"/>
+        </w:rPr>
+        <w:t>.</w:t>
+      </w:r>
     </w:p>
     <w:p>
       <w:pPr>
@@ -970,6 +1005,13 @@
         </w:rPr>
         <w:t>aid foundation-model workflow development and workflow quality assessment</w:t>
       </w:r>
+      <w:r>
+        <w:rPr>
+          <w:sz w:val="22"/>
+          <w:szCs w:val="22"/>
+        </w:rPr>
+        <w:t>.</w:t>
+      </w:r>
     </w:p>
     <w:p>
       <w:pPr>
@@ -1000,6 +1042,13 @@
           <w:szCs w:val="22"/>
         </w:rPr>
         <w:t xml:space="preserve"> identify quantities of interest for fission/fusion reactor performance and aid in training data curation</w:t>
+      </w:r>
+      <w:r>
+        <w:rPr>
+          <w:sz w:val="22"/>
+          <w:szCs w:val="22"/>
+        </w:rPr>
+        <w:t>.</w:t>
       </w:r>
     </w:p>
     <w:p>

--- a/proposal/others/21B_Min_Genesis_Budget_Justification.docx
+++ b/proposal/others/21B_Min_Genesis_Budget_Justification.docx
@@ -903,6 +903,37 @@
       <w:pPr>
         <w:jc w:val="both"/>
         <w:rPr>
+          <w:rFonts w:cstheme="minorHAnsi"/>
+          <w:color w:val="000000"/>
+          <w:sz w:val="22"/>
+          <w:szCs w:val="22"/>
+        </w:rPr>
+      </w:pPr>
+      <w:r>
+        <w:rPr>
+          <w:rFonts w:cstheme="minorHAnsi"/>
+          <w:b/>
+          <w:bCs/>
+          <w:color w:val="000000"/>
+          <w:sz w:val="22"/>
+          <w:szCs w:val="22"/>
+        </w:rPr>
+        <w:t>Julian Andrej</w:t>
+      </w:r>
+      <w:r>
+        <w:rPr>
+          <w:rFonts w:cstheme="minorHAnsi"/>
+          <w:color w:val="000000"/>
+          <w:sz w:val="22"/>
+          <w:szCs w:val="22"/>
+        </w:rPr>
+        <w:t xml:space="preserve"> will help with fusion simulations, including differentiability and surrogate modeling. </w:t>
+      </w:r>
+    </w:p>
+    <w:p>
+      <w:pPr>
+        <w:jc w:val="both"/>
+        <w:rPr>
           <w:sz w:val="22"/>
           <w:szCs w:val="22"/>
         </w:rPr>
@@ -1208,6 +1239,7 @@
           <w:sz w:val="22"/>
           <w:szCs w:val="22"/>
         </w:rPr>
+        <w:lastRenderedPageBreak/>
         <w:t>F. Other Direct Costs:</w:t>
       </w:r>
     </w:p>
@@ -1230,7 +1262,6 @@
           <w:sz w:val="22"/>
           <w:szCs w:val="22"/>
         </w:rPr>
-        <w:lastRenderedPageBreak/>
         <w:t xml:space="preserve">Materials and Supplies: </w:t>
       </w:r>
       <w:r>

--- a/proposal/others/21B_Min_Genesis_Budget_Justification.docx
+++ b/proposal/others/21B_Min_Genesis_Budget_Justification.docx
@@ -494,7 +494,15 @@
           <w:sz w:val="22"/>
           <w:szCs w:val="22"/>
         </w:rPr>
-        <w:t>2.42</w:t>
+        <w:t>2.</w:t>
+      </w:r>
+      <w:r>
+        <w:rPr>
+          <w:rFonts w:cstheme="minorHAnsi"/>
+          <w:sz w:val="22"/>
+          <w:szCs w:val="22"/>
+        </w:rPr>
+        <w:t>25</w:t>
       </w:r>
       <w:r>
         <w:rPr>
@@ -601,7 +609,15 @@
           <w:sz w:val="22"/>
           <w:szCs w:val="22"/>
         </w:rPr>
-        <w:t>0.63</w:t>
+        <w:t>0.</w:t>
+      </w:r>
+      <w:r>
+        <w:rPr>
+          <w:rFonts w:cstheme="minorHAnsi"/>
+          <w:sz w:val="22"/>
+          <w:szCs w:val="22"/>
+        </w:rPr>
+        <w:t>45</w:t>
       </w:r>
       <w:r>
         <w:rPr>
@@ -624,19 +640,6 @@
           <w:szCs w:val="22"/>
         </w:rPr>
       </w:pPr>
-    </w:p>
-    <w:p>
-      <w:pPr>
-        <w:tabs>
-          <w:tab w:val="left" w:pos="4680"/>
-          <w:tab w:val="right" w:pos="9360"/>
-        </w:tabs>
-        <w:rPr>
-          <w:rFonts w:cstheme="minorHAnsi"/>
-          <w:sz w:val="22"/>
-          <w:szCs w:val="22"/>
-        </w:rPr>
-      </w:pPr>
       <w:r>
         <w:rPr>
           <w:rFonts w:cstheme="minorHAnsi"/>
@@ -651,7 +654,7 @@
           <w:sz w:val="22"/>
           <w:szCs w:val="22"/>
         </w:rPr>
-        <w:t>Group Manager, Fluid Dynamics</w:t>
+        <w:t>Fluid Dynamics Group Manager</w:t>
       </w:r>
       <w:r>
         <w:rPr>
@@ -668,7 +671,22 @@
           <w:szCs w:val="22"/>
         </w:rPr>
         <w:tab/>
-        <w:t>1.96 average months</w:t>
+      </w:r>
+      <w:r>
+        <w:rPr>
+          <w:rFonts w:cstheme="minorHAnsi"/>
+          <w:sz w:val="22"/>
+          <w:szCs w:val="22"/>
+        </w:rPr>
+        <w:t>1.88</w:t>
+      </w:r>
+      <w:r>
+        <w:rPr>
+          <w:rFonts w:cstheme="minorHAnsi"/>
+          <w:sz w:val="22"/>
+          <w:szCs w:val="22"/>
+        </w:rPr>
+        <w:t xml:space="preserve"> average months</w:t>
       </w:r>
     </w:p>
     <w:p>
@@ -711,50 +729,79 @@
     </w:p>
     <w:p>
       <w:pPr>
+        <w:tabs>
+          <w:tab w:val="left" w:pos="7200"/>
+        </w:tabs>
         <w:jc w:val="both"/>
         <w:rPr>
-          <w:sz w:val="22"/>
-          <w:szCs w:val="22"/>
-        </w:rPr>
-      </w:pPr>
-      <w:r>
-        <w:rPr>
-          <w:b/>
-          <w:sz w:val="22"/>
-          <w:szCs w:val="22"/>
-        </w:rPr>
-        <w:t>Misun Min</w:t>
-      </w:r>
-      <w:r>
-        <w:rPr>
-          <w:sz w:val="22"/>
-          <w:szCs w:val="22"/>
-        </w:rPr>
-        <w:t xml:space="preserve">, Argonne PI, </w:t>
-      </w:r>
-      <w:r>
-        <w:rPr>
-          <w:sz w:val="22"/>
-          <w:szCs w:val="22"/>
-        </w:rPr>
-        <w:t>set</w:t>
-      </w:r>
-      <w:r>
-        <w:rPr>
-          <w:sz w:val="22"/>
-          <w:szCs w:val="22"/>
-        </w:rPr>
-        <w:t xml:space="preserve"> the </w:t>
-      </w:r>
-      <w:r>
-        <w:rPr>
-          <w:sz w:val="22"/>
-          <w:szCs w:val="22"/>
-        </w:rPr>
-        <w:t>overall project direction, timeline, and milestones, and aid in quality assessment, particularly related to Decision Gate Metrics</w:t>
-      </w:r>
-      <w:r>
-        <w:rPr>
+          <w:rFonts w:cstheme="minorHAnsi"/>
+          <w:b/>
+          <w:bCs/>
+          <w:sz w:val="22"/>
+          <w:szCs w:val="22"/>
+        </w:rPr>
+      </w:pPr>
+    </w:p>
+    <w:p>
+      <w:pPr>
+        <w:suppressAutoHyphens w:val="0"/>
+        <w:autoSpaceDE w:val="0"/>
+        <w:autoSpaceDN w:val="0"/>
+        <w:adjustRightInd w:val="0"/>
+        <w:rPr>
+          <w:rFonts w:cstheme="minorHAnsi"/>
+          <w:sz w:val="22"/>
+          <w:szCs w:val="22"/>
+        </w:rPr>
+      </w:pPr>
+      <w:r>
+        <w:rPr>
+          <w:rFonts w:cstheme="minorHAnsi"/>
+          <w:sz w:val="22"/>
+          <w:szCs w:val="22"/>
+        </w:rPr>
+        <w:t>Misun Min, Argonne PI, set</w:t>
+      </w:r>
+      <w:r>
+        <w:rPr>
+          <w:rFonts w:cstheme="minorHAnsi"/>
+          <w:sz w:val="22"/>
+          <w:szCs w:val="22"/>
+        </w:rPr>
+        <w:t>s</w:t>
+      </w:r>
+      <w:r>
+        <w:rPr>
+          <w:rFonts w:cstheme="minorHAnsi"/>
+          <w:sz w:val="22"/>
+          <w:szCs w:val="22"/>
+        </w:rPr>
+        <w:t xml:space="preserve"> the overall project direction, timeline, and milestones, and aid in quality</w:t>
+      </w:r>
+    </w:p>
+    <w:p>
+      <w:pPr>
+        <w:suppressAutoHyphens w:val="0"/>
+        <w:autoSpaceDE w:val="0"/>
+        <w:autoSpaceDN w:val="0"/>
+        <w:adjustRightInd w:val="0"/>
+        <w:rPr>
+          <w:rFonts w:cstheme="minorHAnsi"/>
+          <w:sz w:val="22"/>
+          <w:szCs w:val="22"/>
+        </w:rPr>
+      </w:pPr>
+      <w:r>
+        <w:rPr>
+          <w:rFonts w:cstheme="minorHAnsi"/>
+          <w:sz w:val="22"/>
+          <w:szCs w:val="22"/>
+        </w:rPr>
+        <w:t>assessment, particularly related to Decision Gate Metrics</w:t>
+      </w:r>
+      <w:r>
+        <w:rPr>
+          <w:rFonts w:cstheme="minorHAnsi"/>
           <w:sz w:val="22"/>
           <w:szCs w:val="22"/>
         </w:rPr>
@@ -763,22 +810,146 @@
     </w:p>
     <w:p>
       <w:pPr>
+        <w:suppressAutoHyphens w:val="0"/>
+        <w:autoSpaceDE w:val="0"/>
+        <w:autoSpaceDN w:val="0"/>
+        <w:adjustRightInd w:val="0"/>
+        <w:rPr>
+          <w:rFonts w:cstheme="minorHAnsi"/>
+          <w:sz w:val="22"/>
+          <w:szCs w:val="22"/>
+        </w:rPr>
+      </w:pPr>
+    </w:p>
+    <w:p>
+      <w:pPr>
+        <w:suppressAutoHyphens w:val="0"/>
+        <w:autoSpaceDE w:val="0"/>
+        <w:autoSpaceDN w:val="0"/>
+        <w:adjustRightInd w:val="0"/>
+        <w:rPr>
+          <w:rFonts w:cstheme="minorHAnsi"/>
+          <w:sz w:val="22"/>
+          <w:szCs w:val="22"/>
+        </w:rPr>
+      </w:pPr>
+      <w:r>
+        <w:rPr>
+          <w:rFonts w:cstheme="minorHAnsi"/>
+          <w:sz w:val="22"/>
+          <w:szCs w:val="22"/>
+        </w:rPr>
+        <w:t>Sven Leyffer will guide optimization of surrogate-driven device performance.</w:t>
+      </w:r>
+    </w:p>
+    <w:p>
+      <w:pPr>
+        <w:suppressAutoHyphens w:val="0"/>
+        <w:autoSpaceDE w:val="0"/>
+        <w:autoSpaceDN w:val="0"/>
+        <w:adjustRightInd w:val="0"/>
+        <w:rPr>
+          <w:rFonts w:cstheme="minorHAnsi"/>
+          <w:sz w:val="22"/>
+          <w:szCs w:val="22"/>
+        </w:rPr>
+      </w:pPr>
+    </w:p>
+    <w:p>
+      <w:pPr>
+        <w:suppressAutoHyphens w:val="0"/>
+        <w:autoSpaceDE w:val="0"/>
+        <w:autoSpaceDN w:val="0"/>
+        <w:adjustRightInd w:val="0"/>
+        <w:rPr>
+          <w:rFonts w:cstheme="minorHAnsi"/>
+          <w:sz w:val="22"/>
+          <w:szCs w:val="22"/>
+        </w:rPr>
+      </w:pPr>
+      <w:r>
+        <w:rPr>
+          <w:rFonts w:cstheme="minorHAnsi"/>
+          <w:sz w:val="22"/>
+          <w:szCs w:val="22"/>
+        </w:rPr>
+        <w:t>Dillon Shaver wil</w:t>
+      </w:r>
+      <w:r>
+        <w:rPr>
+          <w:rFonts w:cstheme="minorHAnsi"/>
+          <w:sz w:val="22"/>
+          <w:szCs w:val="22"/>
+        </w:rPr>
+        <w:t xml:space="preserve">l </w:t>
+      </w:r>
+      <w:r>
+        <w:rPr>
+          <w:rFonts w:cstheme="minorHAnsi"/>
+          <w:sz w:val="22"/>
+          <w:szCs w:val="22"/>
+        </w:rPr>
+        <w:t>identify quantities of interest for reactor performance and aid in training data curation</w:t>
+      </w:r>
+      <w:r>
+        <w:rPr>
+          <w:rFonts w:cstheme="minorHAnsi"/>
+          <w:sz w:val="22"/>
+          <w:szCs w:val="22"/>
+        </w:rPr>
+        <w:t>.</w:t>
+      </w:r>
+    </w:p>
+    <w:p>
+      <w:pPr>
         <w:jc w:val="both"/>
         <w:rPr>
-          <w:sz w:val="22"/>
-          <w:szCs w:val="22"/>
-        </w:rPr>
-      </w:pPr>
-      <w:r>
-        <w:rPr>
-          <w:b/>
-          <w:sz w:val="22"/>
-          <w:szCs w:val="22"/>
-        </w:rPr>
-        <w:t>Sven Leyffer</w:t>
-      </w:r>
-      <w:r>
-        <w:rPr>
+          <w:rFonts w:cstheme="minorHAnsi"/>
+          <w:sz w:val="22"/>
+          <w:szCs w:val="22"/>
+        </w:rPr>
+      </w:pPr>
+    </w:p>
+    <w:p>
+      <w:pPr>
+        <w:rPr>
+          <w:rFonts w:cstheme="minorHAnsi"/>
+          <w:b/>
+          <w:sz w:val="22"/>
+          <w:szCs w:val="22"/>
+        </w:rPr>
+      </w:pPr>
+      <w:r>
+        <w:rPr>
+          <w:rFonts w:cstheme="minorHAnsi"/>
+          <w:b/>
+          <w:sz w:val="22"/>
+          <w:szCs w:val="22"/>
+        </w:rPr>
+        <w:t xml:space="preserve">D. Travel: </w:t>
+      </w:r>
+    </w:p>
+    <w:p>
+      <w:pPr>
+        <w:ind w:left="720"/>
+        <w:rPr>
+          <w:rFonts w:cstheme="minorHAnsi"/>
+          <w:sz w:val="22"/>
+          <w:szCs w:val="22"/>
+        </w:rPr>
+      </w:pPr>
+      <w:r>
+        <w:rPr>
+          <w:rFonts w:cstheme="minorHAnsi"/>
+          <w:b/>
+          <w:sz w:val="22"/>
+          <w:szCs w:val="22"/>
+        </w:rPr>
+        <w:t>Domestic:</w:t>
+      </w:r>
+      <w:r>
+        <w:rPr>
+          <w:rFonts w:cstheme="minorHAnsi"/>
           <w:sz w:val="22"/>
           <w:szCs w:val="22"/>
         </w:rPr>
@@ -786,44 +957,57 @@
       </w:r>
       <w:r>
         <w:rPr>
-          <w:sz w:val="22"/>
-          <w:szCs w:val="22"/>
-        </w:rPr>
-        <w:t>wil</w:t>
-      </w:r>
-      <w:r>
-        <w:rPr>
-          <w:sz w:val="22"/>
-          <w:szCs w:val="22"/>
-        </w:rPr>
-        <w:t>l guide optimization of surrogate-driven device performance</w:t>
-      </w:r>
-      <w:r>
-        <w:rPr>
-          <w:sz w:val="22"/>
-          <w:szCs w:val="22"/>
-        </w:rPr>
-        <w:t>.</w:t>
-      </w:r>
-    </w:p>
-    <w:p>
-      <w:pPr>
-        <w:jc w:val="both"/>
-        <w:rPr>
-          <w:sz w:val="22"/>
-          <w:szCs w:val="22"/>
-        </w:rPr>
-      </w:pPr>
-      <w:r>
-        <w:rPr>
-          <w:b/>
-          <w:sz w:val="22"/>
-          <w:szCs w:val="22"/>
-        </w:rPr>
-        <w:t>Dillon Shaver</w:t>
-      </w:r>
-      <w:r>
-        <w:rPr>
+          <w:rFonts w:cstheme="minorHAnsi"/>
+          <w:sz w:val="22"/>
+          <w:szCs w:val="22"/>
+        </w:rPr>
+        <w:t xml:space="preserve">Projecting </w:t>
+      </w:r>
+      <w:r>
+        <w:rPr>
+          <w:rFonts w:cstheme="minorHAnsi"/>
+          <w:sz w:val="22"/>
+          <w:szCs w:val="22"/>
+        </w:rPr>
+        <w:t>$1</w:t>
+      </w:r>
+      <w:r>
+        <w:rPr>
+          <w:rFonts w:cstheme="minorHAnsi"/>
+          <w:sz w:val="22"/>
+          <w:szCs w:val="22"/>
+        </w:rPr>
+        <w:t>0</w:t>
+      </w:r>
+      <w:r>
+        <w:rPr>
+          <w:rFonts w:cstheme="minorHAnsi"/>
+          <w:sz w:val="22"/>
+          <w:szCs w:val="22"/>
+        </w:rPr>
+        <w:t xml:space="preserve">,000 for </w:t>
+      </w:r>
+      <w:r>
+        <w:rPr>
+          <w:rFonts w:cstheme="minorHAnsi"/>
+          <w:sz w:val="22"/>
+          <w:szCs w:val="22"/>
+          <w:highlight w:val="yellow"/>
+        </w:rPr>
+        <w:t xml:space="preserve">Argonne Staff </w:t>
+      </w:r>
+      <w:r>
+        <w:rPr>
+          <w:rFonts w:cstheme="minorHAnsi"/>
+          <w:sz w:val="22"/>
+          <w:szCs w:val="22"/>
+          <w:highlight w:val="yellow"/>
+        </w:rPr>
+        <w:t>??</w:t>
+      </w:r>
+      <w:r>
+        <w:rPr>
+          <w:rFonts w:cstheme="minorHAnsi"/>
           <w:sz w:val="22"/>
           <w:szCs w:val="22"/>
         </w:rPr>
@@ -831,379 +1015,48 @@
       </w:r>
       <w:r>
         <w:rPr>
-          <w:sz w:val="22"/>
-          <w:szCs w:val="22"/>
-        </w:rPr>
-        <w:t>wil</w:t>
-      </w:r>
-      <w:r>
-        <w:rPr>
-          <w:sz w:val="22"/>
-          <w:szCs w:val="22"/>
-        </w:rPr>
-        <w:t>l identify quantities of interest for reactor performance and aid in training data curation</w:t>
-      </w:r>
-      <w:r>
-        <w:rPr>
-          <w:sz w:val="22"/>
-          <w:szCs w:val="22"/>
-        </w:rPr>
-        <w:t>.</w:t>
-      </w:r>
-    </w:p>
-    <w:p>
-      <w:pPr>
-        <w:jc w:val="both"/>
-        <w:rPr>
-          <w:sz w:val="22"/>
-          <w:szCs w:val="22"/>
-        </w:rPr>
-      </w:pPr>
-      <w:proofErr w:type="spellStart"/>
-      <w:r>
-        <w:rPr>
-          <w:b/>
-          <w:sz w:val="22"/>
-          <w:szCs w:val="22"/>
-        </w:rPr>
-        <w:t>Tzanio</w:t>
-      </w:r>
-      <w:proofErr w:type="spellEnd"/>
-      <w:r>
-        <w:rPr>
-          <w:b/>
-          <w:sz w:val="22"/>
-          <w:szCs w:val="22"/>
-        </w:rPr>
-        <w:t xml:space="preserve"> Kolev</w:t>
-      </w:r>
-      <w:r>
-        <w:rPr>
-          <w:sz w:val="22"/>
-          <w:szCs w:val="22"/>
-        </w:rPr>
-        <w:t xml:space="preserve"> will</w:t>
-      </w:r>
-      <w:r>
-        <w:rPr>
-          <w:sz w:val="22"/>
-          <w:szCs w:val="22"/>
-        </w:rPr>
-        <w:t xml:space="preserve"> identify quantities of interest for fusion performance and aid in training data curation</w:t>
-      </w:r>
-      <w:r>
-        <w:rPr>
-          <w:sz w:val="22"/>
-          <w:szCs w:val="22"/>
-        </w:rPr>
-        <w:t>.</w:t>
-      </w:r>
-    </w:p>
-    <w:p>
-      <w:pPr>
-        <w:jc w:val="both"/>
-        <w:rPr>
-          <w:rFonts w:cstheme="minorHAnsi"/>
-          <w:color w:val="000000"/>
-          <w:sz w:val="22"/>
-          <w:szCs w:val="22"/>
-        </w:rPr>
-      </w:pPr>
-      <w:r>
-        <w:rPr>
-          <w:rFonts w:cstheme="minorHAnsi"/>
-          <w:b/>
+          <w:rFonts w:cstheme="minorHAnsi"/>
+          <w:sz w:val="22"/>
+          <w:szCs w:val="22"/>
+        </w:rPr>
+        <w:t>to travel for meetings with partners.</w:t>
+      </w:r>
+    </w:p>
+    <w:p>
+      <w:pPr>
+        <w:ind w:left="720"/>
+        <w:rPr>
+          <w:rFonts w:cstheme="minorHAnsi"/>
           <w:bCs/>
-          <w:color w:val="000000"/>
-          <w:sz w:val="22"/>
-          <w:szCs w:val="22"/>
-        </w:rPr>
-        <w:t>Julian Andrej</w:t>
-      </w:r>
-      <w:r>
-        <w:rPr>
-          <w:rFonts w:cstheme="minorHAnsi"/>
-          <w:color w:val="000000"/>
-          <w:sz w:val="22"/>
-          <w:szCs w:val="22"/>
-        </w:rPr>
-        <w:t xml:space="preserve"> will help with fusion simulations, including differentiability and surrogate modeling. </w:t>
-      </w:r>
-    </w:p>
-    <w:p>
-      <w:pPr>
-        <w:jc w:val="both"/>
-        <w:rPr>
-          <w:sz w:val="22"/>
-          <w:szCs w:val="22"/>
-        </w:rPr>
-      </w:pPr>
-      <w:r>
-        <w:rPr>
-          <w:b/>
-          <w:sz w:val="22"/>
-          <w:szCs w:val="22"/>
-        </w:rPr>
-        <w:t>Ricardo Vinuesa</w:t>
-      </w:r>
-      <w:r>
-        <w:rPr>
-          <w:sz w:val="22"/>
-          <w:szCs w:val="22"/>
-        </w:rPr>
-        <w:t xml:space="preserve"> will</w:t>
-      </w:r>
-      <w:r>
-        <w:rPr>
-          <w:sz w:val="22"/>
-          <w:szCs w:val="22"/>
-        </w:rPr>
-        <w:t xml:space="preserve"> guide training strategies and design overall foundation-model workflow.</w:t>
-      </w:r>
-    </w:p>
-    <w:p>
-      <w:pPr>
-        <w:jc w:val="both"/>
-        <w:rPr>
-          <w:sz w:val="22"/>
-          <w:szCs w:val="22"/>
-        </w:rPr>
-      </w:pPr>
-      <w:r>
-        <w:rPr>
-          <w:b/>
-          <w:sz w:val="22"/>
-          <w:szCs w:val="22"/>
-        </w:rPr>
-        <w:t>Paul Fischer</w:t>
-      </w:r>
-      <w:r>
-        <w:rPr>
-          <w:sz w:val="22"/>
-          <w:szCs w:val="22"/>
-        </w:rPr>
-        <w:t xml:space="preserve"> will</w:t>
-      </w:r>
-      <w:r>
-        <w:rPr>
-          <w:sz w:val="22"/>
-          <w:szCs w:val="22"/>
-        </w:rPr>
-        <w:t xml:space="preserve"> assist in data curation and performance assessment (e.g., solution quality)</w:t>
-      </w:r>
-      <w:r>
-        <w:rPr>
-          <w:sz w:val="22"/>
-          <w:szCs w:val="22"/>
-        </w:rPr>
-        <w:t>.</w:t>
-      </w:r>
-    </w:p>
-    <w:p>
-      <w:pPr>
-        <w:jc w:val="both"/>
-        <w:rPr>
-          <w:sz w:val="22"/>
-          <w:szCs w:val="22"/>
-        </w:rPr>
-      </w:pPr>
-      <w:r>
-        <w:rPr>
-          <w:b/>
-          <w:sz w:val="22"/>
-          <w:szCs w:val="22"/>
-        </w:rPr>
-        <w:t>Luke Olson</w:t>
-      </w:r>
-      <w:r>
-        <w:rPr>
-          <w:sz w:val="22"/>
-          <w:szCs w:val="22"/>
-        </w:rPr>
-        <w:t xml:space="preserve"> wil</w:t>
-      </w:r>
-      <w:r>
-        <w:rPr>
-          <w:sz w:val="22"/>
-          <w:szCs w:val="22"/>
-        </w:rPr>
-        <w:t xml:space="preserve">l </w:t>
-      </w:r>
-      <w:r>
-        <w:rPr>
-          <w:sz w:val="22"/>
-          <w:szCs w:val="22"/>
-        </w:rPr>
-        <w:t>aid foundation-model workflow development and workflow quality assessment</w:t>
-      </w:r>
-      <w:r>
-        <w:rPr>
-          <w:sz w:val="22"/>
-          <w:szCs w:val="22"/>
-        </w:rPr>
-        <w:t>.</w:t>
-      </w:r>
-    </w:p>
-    <w:p>
-      <w:pPr>
-        <w:jc w:val="both"/>
-        <w:rPr>
-          <w:sz w:val="22"/>
-          <w:szCs w:val="22"/>
-        </w:rPr>
-      </w:pPr>
-      <w:r>
-        <w:rPr>
-          <w:b/>
-          <w:sz w:val="22"/>
-          <w:szCs w:val="22"/>
-        </w:rPr>
-        <w:t>Elia Merzari</w:t>
-      </w:r>
-      <w:r>
-        <w:rPr>
-          <w:sz w:val="22"/>
-          <w:szCs w:val="22"/>
-        </w:rPr>
-        <w:t xml:space="preserve"> will</w:t>
-      </w:r>
-      <w:r>
-        <w:rPr>
-          <w:sz w:val="22"/>
-          <w:szCs w:val="22"/>
-        </w:rPr>
-        <w:t xml:space="preserve"> identify quantities of interest for fission/fusion reactor performance and aid in training data curation</w:t>
-      </w:r>
-      <w:r>
-        <w:rPr>
-          <w:sz w:val="22"/>
-          <w:szCs w:val="22"/>
-        </w:rPr>
-        <w:t>.</w:t>
-      </w:r>
-    </w:p>
-    <w:p>
-      <w:pPr>
-        <w:jc w:val="both"/>
-        <w:rPr>
-          <w:sz w:val="22"/>
-          <w:szCs w:val="22"/>
-        </w:rPr>
-      </w:pPr>
-    </w:p>
-    <w:p>
-      <w:pPr>
-        <w:rPr>
-          <w:rFonts w:cstheme="minorHAnsi"/>
-          <w:b/>
-          <w:sz w:val="22"/>
-          <w:szCs w:val="22"/>
-        </w:rPr>
-      </w:pPr>
-      <w:r>
-        <w:rPr>
-          <w:rFonts w:cstheme="minorHAnsi"/>
-          <w:b/>
-          <w:sz w:val="22"/>
-          <w:szCs w:val="22"/>
-        </w:rPr>
-        <w:t xml:space="preserve">D. Travel: </w:t>
-      </w:r>
-    </w:p>
-    <w:p>
-      <w:pPr>
-        <w:ind w:left="720"/>
-        <w:rPr>
-          <w:rFonts w:cstheme="minorHAnsi"/>
-          <w:sz w:val="22"/>
-          <w:szCs w:val="22"/>
-        </w:rPr>
-      </w:pPr>
-      <w:r>
-        <w:rPr>
-          <w:rFonts w:cstheme="minorHAnsi"/>
-          <w:b/>
-          <w:sz w:val="22"/>
-          <w:szCs w:val="22"/>
-        </w:rPr>
-        <w:t>Domestic:</w:t>
-      </w:r>
-      <w:r>
-        <w:rPr>
-          <w:rFonts w:cstheme="minorHAnsi"/>
-          <w:sz w:val="22"/>
-          <w:szCs w:val="22"/>
-        </w:rPr>
-        <w:t xml:space="preserve"> </w:t>
-      </w:r>
-      <w:r>
-        <w:rPr>
-          <w:rFonts w:cstheme="minorHAnsi"/>
-          <w:sz w:val="22"/>
-          <w:szCs w:val="22"/>
-        </w:rPr>
-        <w:t xml:space="preserve">Projecting </w:t>
-      </w:r>
-      <w:r>
-        <w:rPr>
-          <w:rFonts w:cstheme="minorHAnsi"/>
-          <w:sz w:val="22"/>
-          <w:szCs w:val="22"/>
-        </w:rPr>
-        <w:t>$1</w:t>
-      </w:r>
-      <w:r>
-        <w:rPr>
-          <w:rFonts w:cstheme="minorHAnsi"/>
-          <w:sz w:val="22"/>
-          <w:szCs w:val="22"/>
-        </w:rPr>
-        <w:t>0</w:t>
-      </w:r>
-      <w:r>
-        <w:rPr>
-          <w:rFonts w:cstheme="minorHAnsi"/>
-          <w:sz w:val="22"/>
-          <w:szCs w:val="22"/>
-        </w:rPr>
-        <w:t>,000 for Argonne Staff to travel for meetings with partners.</w:t>
-      </w:r>
-    </w:p>
-    <w:p>
-      <w:pPr>
-        <w:ind w:left="720"/>
+          <w:sz w:val="22"/>
+          <w:szCs w:val="22"/>
+        </w:rPr>
+      </w:pPr>
+      <w:r>
+        <w:rPr>
+          <w:rFonts w:cstheme="minorHAnsi"/>
+          <w:b/>
+          <w:sz w:val="22"/>
+          <w:szCs w:val="22"/>
+        </w:rPr>
+        <w:t>Foreign</w:t>
+      </w:r>
+      <w:r>
+        <w:rPr>
+          <w:rFonts w:cstheme="minorHAnsi"/>
+          <w:b/>
+          <w:sz w:val="22"/>
+          <w:szCs w:val="22"/>
+        </w:rPr>
+        <w:t xml:space="preserve">: </w:t>
+      </w:r>
+      <w:r>
         <w:rPr>
           <w:rFonts w:cstheme="minorHAnsi"/>
           <w:bCs/>
           <w:sz w:val="22"/>
           <w:szCs w:val="22"/>
         </w:rPr>
-      </w:pPr>
-      <w:r>
-        <w:rPr>
-          <w:rFonts w:cstheme="minorHAnsi"/>
-          <w:b/>
-          <w:sz w:val="22"/>
-          <w:szCs w:val="22"/>
-        </w:rPr>
-        <w:t>Foreign</w:t>
-      </w:r>
-      <w:r>
-        <w:rPr>
-          <w:rFonts w:cstheme="minorHAnsi"/>
-          <w:b/>
-          <w:sz w:val="22"/>
-          <w:szCs w:val="22"/>
-        </w:rPr>
-        <w:t xml:space="preserve">: </w:t>
-      </w:r>
-      <w:r>
-        <w:rPr>
-          <w:rFonts w:cstheme="minorHAnsi"/>
-          <w:bCs/>
-          <w:sz w:val="22"/>
-          <w:szCs w:val="22"/>
-        </w:rPr>
         <w:t>N/A</w:t>
       </w:r>
     </w:p>
@@ -1239,7 +1092,6 @@
           <w:sz w:val="22"/>
           <w:szCs w:val="22"/>
         </w:rPr>
-        <w:lastRenderedPageBreak/>
         <w:t>F. Other Direct Costs:</w:t>
       </w:r>
     </w:p>
@@ -1336,6 +1188,7 @@
           <w:sz w:val="22"/>
           <w:szCs w:val="22"/>
         </w:rPr>
+        <w:lastRenderedPageBreak/>
         <w:t>ADP/Computer Services: N/A</w:t>
       </w:r>
     </w:p>
@@ -1372,23 +1225,647 @@
     <w:p>
       <w:pPr>
         <w:pStyle w:val="ListParagraph"/>
-        <w:numPr>
-          <w:ilvl w:val="0"/>
-          <w:numId w:val="1"/>
-        </w:numPr>
-        <w:rPr>
-          <w:rFonts w:eastAsia="Times New Roman" w:cstheme="minorHAnsi"/>
-          <w:sz w:val="22"/>
-          <w:szCs w:val="22"/>
-        </w:rPr>
-      </w:pPr>
-      <w:r>
-        <w:rPr>
-          <w:rFonts w:eastAsia="Times New Roman" w:cstheme="minorHAnsi"/>
-          <w:sz w:val="22"/>
-          <w:szCs w:val="22"/>
-        </w:rPr>
-        <w:t>Equipment or Facility Rental/User Fees: N/A</w:t>
+        <w:rPr>
+          <w:rFonts w:cstheme="minorHAnsi"/>
+          <w:color w:val="0D0D0D" w:themeColor="text1" w:themeTint="F2"/>
+          <w:sz w:val="22"/>
+          <w:szCs w:val="22"/>
+        </w:rPr>
+      </w:pPr>
+      <w:r>
+        <w:rPr>
+          <w:rFonts w:cstheme="minorHAnsi"/>
+          <w:color w:val="0D0D0D" w:themeColor="text1" w:themeTint="F2"/>
+          <w:sz w:val="22"/>
+          <w:szCs w:val="22"/>
+        </w:rPr>
+        <w:t>LLNL (200K)</w:t>
+      </w:r>
+      <w:r>
+        <w:rPr>
+          <w:rFonts w:cstheme="minorHAnsi"/>
+          <w:color w:val="0D0D0D" w:themeColor="text1" w:themeTint="F2"/>
+          <w:sz w:val="22"/>
+          <w:szCs w:val="22"/>
+        </w:rPr>
+        <w:t xml:space="preserve">, </w:t>
+      </w:r>
+      <w:r>
+        <w:rPr>
+          <w:rFonts w:cstheme="minorHAnsi"/>
+          <w:color w:val="0D0D0D" w:themeColor="text1" w:themeTint="F2"/>
+          <w:sz w:val="22"/>
+          <w:szCs w:val="22"/>
+        </w:rPr>
+        <w:t>U</w:t>
+      </w:r>
+      <w:r>
+        <w:rPr>
+          <w:rFonts w:cstheme="minorHAnsi"/>
+          <w:color w:val="0D0D0D" w:themeColor="text1" w:themeTint="F2"/>
+          <w:sz w:val="22"/>
+          <w:szCs w:val="22"/>
+        </w:rPr>
+        <w:t>M</w:t>
+      </w:r>
+      <w:r>
+        <w:rPr>
+          <w:rFonts w:cstheme="minorHAnsi"/>
+          <w:color w:val="0D0D0D" w:themeColor="text1" w:themeTint="F2"/>
+          <w:sz w:val="22"/>
+          <w:szCs w:val="22"/>
+        </w:rPr>
+        <w:t xml:space="preserve"> (110K)</w:t>
+      </w:r>
+      <w:r>
+        <w:rPr>
+          <w:rFonts w:cstheme="minorHAnsi"/>
+          <w:color w:val="0D0D0D" w:themeColor="text1" w:themeTint="F2"/>
+          <w:sz w:val="22"/>
+          <w:szCs w:val="22"/>
+        </w:rPr>
+        <w:t xml:space="preserve">, </w:t>
+      </w:r>
+      <w:r>
+        <w:rPr>
+          <w:rFonts w:cstheme="minorHAnsi"/>
+          <w:color w:val="0D0D0D" w:themeColor="text1" w:themeTint="F2"/>
+          <w:sz w:val="22"/>
+          <w:szCs w:val="22"/>
+        </w:rPr>
+        <w:t>UIUC (70K)</w:t>
+      </w:r>
+      <w:r>
+        <w:rPr>
+          <w:rFonts w:cstheme="minorHAnsi"/>
+          <w:color w:val="0D0D0D" w:themeColor="text1" w:themeTint="F2"/>
+          <w:sz w:val="22"/>
+          <w:szCs w:val="22"/>
+        </w:rPr>
+        <w:t xml:space="preserve">, </w:t>
+      </w:r>
+      <w:r>
+        <w:rPr>
+          <w:rFonts w:cstheme="minorHAnsi"/>
+          <w:color w:val="0D0D0D" w:themeColor="text1" w:themeTint="F2"/>
+          <w:sz w:val="22"/>
+          <w:szCs w:val="22"/>
+        </w:rPr>
+        <w:t>P</w:t>
+      </w:r>
+      <w:r>
+        <w:rPr>
+          <w:rFonts w:cstheme="minorHAnsi"/>
+          <w:color w:val="0D0D0D" w:themeColor="text1" w:themeTint="F2"/>
+          <w:sz w:val="22"/>
+          <w:szCs w:val="22"/>
+        </w:rPr>
+        <w:t>SU</w:t>
+      </w:r>
+      <w:r>
+        <w:rPr>
+          <w:rFonts w:cstheme="minorHAnsi"/>
+          <w:color w:val="0D0D0D" w:themeColor="text1" w:themeTint="F2"/>
+          <w:sz w:val="22"/>
+          <w:szCs w:val="22"/>
+        </w:rPr>
+        <w:t xml:space="preserve"> (70K)</w:t>
+      </w:r>
+    </w:p>
+    <w:p>
+      <w:pPr>
+        <w:pStyle w:val="ListParagraph"/>
+        <w:rPr>
+          <w:rFonts w:cstheme="minorHAnsi"/>
+          <w:color w:val="0D0D0D" w:themeColor="text1" w:themeTint="F2"/>
+          <w:sz w:val="22"/>
+          <w:szCs w:val="22"/>
+        </w:rPr>
+      </w:pPr>
+    </w:p>
+    <w:p>
+      <w:pPr>
+        <w:pStyle w:val="ListParagraph"/>
+        <w:jc w:val="both"/>
+        <w:rPr>
+          <w:rFonts w:cstheme="minorHAnsi"/>
+          <w:color w:val="0D0D0D" w:themeColor="text1" w:themeTint="F2"/>
+          <w:sz w:val="22"/>
+          <w:szCs w:val="22"/>
+        </w:rPr>
+      </w:pPr>
+      <w:r>
+        <w:rPr>
+          <w:rFonts w:cstheme="minorHAnsi"/>
+          <w:color w:val="0D0D0D" w:themeColor="text1" w:themeTint="F2"/>
+          <w:sz w:val="22"/>
+          <w:szCs w:val="22"/>
+        </w:rPr>
+        <w:t>Lawrence Livermore National Laboratory (</w:t>
+      </w:r>
+      <w:r>
+        <w:rPr>
+          <w:rFonts w:cstheme="minorHAnsi"/>
+          <w:color w:val="0D0D0D" w:themeColor="text1" w:themeTint="F2"/>
+          <w:sz w:val="22"/>
+          <w:szCs w:val="22"/>
+        </w:rPr>
+        <w:t>LLNL</w:t>
+      </w:r>
+      <w:r>
+        <w:rPr>
+          <w:rFonts w:cstheme="minorHAnsi"/>
+          <w:color w:val="0D0D0D" w:themeColor="text1" w:themeTint="F2"/>
+          <w:sz w:val="22"/>
+          <w:szCs w:val="22"/>
+        </w:rPr>
+        <w:t>)</w:t>
+      </w:r>
+      <w:r>
+        <w:rPr>
+          <w:rFonts w:cstheme="minorHAnsi"/>
+          <w:color w:val="0D0D0D" w:themeColor="text1" w:themeTint="F2"/>
+          <w:sz w:val="22"/>
+          <w:szCs w:val="22"/>
+        </w:rPr>
+        <w:t xml:space="preserve"> team will </w:t>
+      </w:r>
+      <w:r>
+        <w:rPr>
+          <w:rFonts w:cstheme="minorHAnsi"/>
+          <w:color w:val="0D0D0D" w:themeColor="text1" w:themeTint="F2"/>
+          <w:sz w:val="22"/>
+          <w:szCs w:val="22"/>
+        </w:rPr>
+        <w:t>collaborate in this research by</w:t>
+      </w:r>
+      <w:r>
+        <w:rPr>
+          <w:rFonts w:cstheme="minorHAnsi"/>
+          <w:color w:val="0D0D0D" w:themeColor="text1" w:themeTint="F2"/>
+          <w:sz w:val="22"/>
+          <w:szCs w:val="22"/>
+        </w:rPr>
+        <w:t xml:space="preserve"> </w:t>
+      </w:r>
+      <w:r>
+        <w:rPr>
+          <w:rFonts w:cstheme="minorHAnsi"/>
+          <w:color w:val="0D0D0D" w:themeColor="text1" w:themeTint="F2"/>
+          <w:sz w:val="22"/>
+          <w:szCs w:val="22"/>
+        </w:rPr>
+        <w:t>collaborating and ensuring that MFEM supports the development of foundation-model-driven,</w:t>
+      </w:r>
+      <w:r>
+        <w:rPr>
+          <w:rFonts w:cstheme="minorHAnsi"/>
+          <w:color w:val="0D0D0D" w:themeColor="text1" w:themeTint="F2"/>
+          <w:sz w:val="22"/>
+          <w:szCs w:val="22"/>
+        </w:rPr>
+        <w:t xml:space="preserve"> </w:t>
+      </w:r>
+      <w:r>
+        <w:rPr>
+          <w:rFonts w:cstheme="minorHAnsi"/>
+          <w:color w:val="0D0D0D" w:themeColor="text1" w:themeTint="F2"/>
+          <w:sz w:val="22"/>
+          <w:szCs w:val="22"/>
+        </w:rPr>
+        <w:t>agentic-AI framework for the prediction, optimization, and control of thermal-fluid transport in</w:t>
+      </w:r>
+      <w:r>
+        <w:rPr>
+          <w:rFonts w:cstheme="minorHAnsi"/>
+          <w:color w:val="0D0D0D" w:themeColor="text1" w:themeTint="F2"/>
+          <w:sz w:val="22"/>
+          <w:szCs w:val="22"/>
+        </w:rPr>
+        <w:t xml:space="preserve"> </w:t>
+      </w:r>
+      <w:r>
+        <w:rPr>
+          <w:rFonts w:cstheme="minorHAnsi"/>
+          <w:color w:val="0D0D0D" w:themeColor="text1" w:themeTint="F2"/>
+          <w:sz w:val="22"/>
+          <w:szCs w:val="22"/>
+        </w:rPr>
+        <w:t>energy systems, with primary emphasis on fission and fusion applications.</w:t>
+      </w:r>
+    </w:p>
+    <w:p>
+      <w:pPr>
+        <w:pStyle w:val="ListParagraph"/>
+        <w:jc w:val="both"/>
+        <w:rPr>
+          <w:rFonts w:cstheme="minorHAnsi"/>
+          <w:color w:val="0D0D0D" w:themeColor="text1" w:themeTint="F2"/>
+          <w:sz w:val="22"/>
+          <w:szCs w:val="22"/>
+        </w:rPr>
+      </w:pPr>
+    </w:p>
+    <w:p>
+      <w:pPr>
+        <w:pStyle w:val="ListParagraph"/>
+        <w:jc w:val="both"/>
+        <w:rPr>
+          <w:rFonts w:cstheme="minorHAnsi"/>
+          <w:color w:val="0D0D0D" w:themeColor="text1" w:themeTint="F2"/>
+          <w:sz w:val="22"/>
+          <w:szCs w:val="22"/>
+        </w:rPr>
+      </w:pPr>
+      <w:r>
+        <w:rPr>
+          <w:rFonts w:cstheme="minorHAnsi"/>
+          <w:color w:val="0D0D0D" w:themeColor="text1" w:themeTint="F2"/>
+          <w:sz w:val="22"/>
+          <w:szCs w:val="22"/>
+        </w:rPr>
+        <w:t>Univ</w:t>
+      </w:r>
+      <w:r>
+        <w:rPr>
+          <w:rFonts w:cstheme="minorHAnsi"/>
+          <w:color w:val="0D0D0D" w:themeColor="text1" w:themeTint="F2"/>
+          <w:sz w:val="22"/>
+          <w:szCs w:val="22"/>
+        </w:rPr>
+        <w:t>ersity of</w:t>
+      </w:r>
+      <w:r>
+        <w:rPr>
+          <w:rFonts w:cstheme="minorHAnsi"/>
+          <w:color w:val="0D0D0D" w:themeColor="text1" w:themeTint="F2"/>
+          <w:sz w:val="22"/>
+          <w:szCs w:val="22"/>
+        </w:rPr>
+        <w:t xml:space="preserve"> Michigan</w:t>
+      </w:r>
+      <w:r>
+        <w:rPr>
+          <w:rFonts w:cstheme="minorHAnsi"/>
+          <w:color w:val="0D0D0D" w:themeColor="text1" w:themeTint="F2"/>
+          <w:sz w:val="22"/>
+          <w:szCs w:val="22"/>
+        </w:rPr>
+        <w:t xml:space="preserve"> (U</w:t>
+      </w:r>
+      <w:r>
+        <w:rPr>
+          <w:rFonts w:cstheme="minorHAnsi"/>
+          <w:color w:val="0D0D0D" w:themeColor="text1" w:themeTint="F2"/>
+          <w:sz w:val="22"/>
+          <w:szCs w:val="22"/>
+        </w:rPr>
+        <w:t>M</w:t>
+      </w:r>
+      <w:r>
+        <w:rPr>
+          <w:rFonts w:cstheme="minorHAnsi"/>
+          <w:color w:val="0D0D0D" w:themeColor="text1" w:themeTint="F2"/>
+          <w:sz w:val="22"/>
+          <w:szCs w:val="22"/>
+        </w:rPr>
+        <w:t>) team</w:t>
+      </w:r>
+      <w:r>
+        <w:rPr>
+          <w:rFonts w:cstheme="minorHAnsi"/>
+          <w:sz w:val="22"/>
+          <w:szCs w:val="22"/>
+        </w:rPr>
+        <w:t xml:space="preserve"> </w:t>
+      </w:r>
+      <w:r>
+        <w:rPr>
+          <w:rFonts w:cstheme="minorHAnsi"/>
+          <w:sz w:val="22"/>
+          <w:szCs w:val="22"/>
+        </w:rPr>
+        <w:t>will guide training strategies and design overall foundation-model workflow.</w:t>
+      </w:r>
+    </w:p>
+    <w:p>
+      <w:pPr>
+        <w:pStyle w:val="ListParagraph"/>
+        <w:tabs>
+          <w:tab w:val="left" w:pos="4680"/>
+          <w:tab w:val="right" w:pos="9360"/>
+        </w:tabs>
+        <w:jc w:val="both"/>
+        <w:rPr>
+          <w:rFonts w:cstheme="minorHAnsi"/>
+          <w:color w:val="0D0D0D" w:themeColor="text1" w:themeTint="F2"/>
+          <w:sz w:val="22"/>
+          <w:szCs w:val="22"/>
+        </w:rPr>
+      </w:pPr>
+      <w:r>
+        <w:rPr>
+          <w:rFonts w:cstheme="minorHAnsi"/>
+          <w:color w:val="0D0D0D" w:themeColor="text1" w:themeTint="F2"/>
+          <w:sz w:val="22"/>
+          <w:szCs w:val="22"/>
+        </w:rPr>
+        <w:tab/>
+      </w:r>
+      <w:r>
+        <w:rPr>
+          <w:rFonts w:cstheme="minorHAnsi"/>
+          <w:color w:val="0D0D0D" w:themeColor="text1" w:themeTint="F2"/>
+          <w:sz w:val="22"/>
+          <w:szCs w:val="22"/>
+        </w:rPr>
+        <w:tab/>
+      </w:r>
+    </w:p>
+    <w:p>
+      <w:pPr>
+        <w:pStyle w:val="ListParagraph"/>
+        <w:tabs>
+          <w:tab w:val="left" w:pos="4680"/>
+          <w:tab w:val="right" w:pos="9360"/>
+        </w:tabs>
+        <w:jc w:val="both"/>
+        <w:rPr>
+          <w:rFonts w:cstheme="minorHAnsi"/>
+          <w:color w:val="0D0D0D" w:themeColor="text1" w:themeTint="F2"/>
+          <w:sz w:val="22"/>
+          <w:szCs w:val="22"/>
+        </w:rPr>
+      </w:pPr>
+      <w:r>
+        <w:rPr>
+          <w:rFonts w:cstheme="minorHAnsi"/>
+          <w:color w:val="0D0D0D" w:themeColor="text1" w:themeTint="F2"/>
+          <w:sz w:val="22"/>
+          <w:szCs w:val="22"/>
+        </w:rPr>
+        <w:t>University of Illinois Urbana Champa</w:t>
+      </w:r>
+      <w:r>
+        <w:rPr>
+          <w:rFonts w:cstheme="minorHAnsi"/>
+          <w:color w:val="0D0D0D" w:themeColor="text1" w:themeTint="F2"/>
+          <w:sz w:val="22"/>
+          <w:szCs w:val="22"/>
+        </w:rPr>
+        <w:t>ign (UIUC)</w:t>
+      </w:r>
+      <w:r>
+        <w:rPr>
+          <w:rFonts w:cstheme="minorHAnsi"/>
+          <w:color w:val="0D0D0D" w:themeColor="text1" w:themeTint="F2"/>
+          <w:sz w:val="22"/>
+          <w:szCs w:val="22"/>
+        </w:rPr>
+        <w:t xml:space="preserve"> </w:t>
+      </w:r>
+      <w:r>
+        <w:rPr>
+          <w:rFonts w:cstheme="minorHAnsi"/>
+          <w:color w:val="0D0D0D" w:themeColor="text1" w:themeTint="F2"/>
+          <w:sz w:val="22"/>
+          <w:szCs w:val="22"/>
+        </w:rPr>
+        <w:t xml:space="preserve">team will </w:t>
+      </w:r>
+      <w:r>
+        <w:rPr>
+          <w:rFonts w:cstheme="minorHAnsi"/>
+          <w:color w:val="0D0D0D" w:themeColor="text1" w:themeTint="F2"/>
+          <w:sz w:val="22"/>
+          <w:szCs w:val="22"/>
+        </w:rPr>
+        <w:t>assist</w:t>
+      </w:r>
+      <w:r>
+        <w:rPr>
+          <w:rFonts w:cstheme="minorHAnsi"/>
+          <w:color w:val="0D0D0D" w:themeColor="text1" w:themeTint="F2"/>
+          <w:sz w:val="22"/>
+          <w:szCs w:val="22"/>
+        </w:rPr>
+        <w:t xml:space="preserve"> </w:t>
+      </w:r>
+      <w:r>
+        <w:rPr>
+          <w:rFonts w:cstheme="minorHAnsi"/>
+          <w:color w:val="0D0D0D" w:themeColor="text1" w:themeTint="F2"/>
+          <w:sz w:val="22"/>
+          <w:szCs w:val="22"/>
+        </w:rPr>
+        <w:t>with integrating high-fidelity simulation data, advanced machine learning architectures, and</w:t>
+      </w:r>
+      <w:r>
+        <w:rPr>
+          <w:rFonts w:cstheme="minorHAnsi"/>
+          <w:color w:val="0D0D0D" w:themeColor="text1" w:themeTint="F2"/>
+          <w:sz w:val="22"/>
+          <w:szCs w:val="22"/>
+        </w:rPr>
+        <w:t xml:space="preserve"> </w:t>
+      </w:r>
+      <w:r>
+        <w:rPr>
+          <w:rFonts w:cstheme="minorHAnsi"/>
+          <w:color w:val="0D0D0D" w:themeColor="text1" w:themeTint="F2"/>
+          <w:sz w:val="22"/>
+          <w:szCs w:val="22"/>
+        </w:rPr>
+        <w:t>closed-loop optimization workflows</w:t>
+      </w:r>
+      <w:r>
+        <w:rPr>
+          <w:rFonts w:cstheme="minorHAnsi"/>
+          <w:color w:val="0D0D0D" w:themeColor="text1" w:themeTint="F2"/>
+          <w:sz w:val="22"/>
+          <w:szCs w:val="22"/>
+        </w:rPr>
+        <w:t xml:space="preserve">, </w:t>
+      </w:r>
+      <w:r>
+        <w:rPr>
+          <w:rFonts w:cstheme="minorHAnsi"/>
+          <w:color w:val="0D0D0D" w:themeColor="text1" w:themeTint="F2"/>
+          <w:sz w:val="22"/>
+          <w:szCs w:val="22"/>
+        </w:rPr>
+        <w:t>involv</w:t>
+      </w:r>
+      <w:r>
+        <w:rPr>
+          <w:rFonts w:cstheme="minorHAnsi"/>
+          <w:color w:val="0D0D0D" w:themeColor="text1" w:themeTint="F2"/>
+          <w:sz w:val="22"/>
+          <w:szCs w:val="22"/>
+        </w:rPr>
+        <w:t>ing</w:t>
+      </w:r>
+      <w:r>
+        <w:rPr>
+          <w:rFonts w:cstheme="minorHAnsi"/>
+          <w:color w:val="0D0D0D" w:themeColor="text1" w:themeTint="F2"/>
+          <w:sz w:val="22"/>
+          <w:szCs w:val="22"/>
+        </w:rPr>
+        <w:t xml:space="preserve"> the development of a geometry</w:t>
+      </w:r>
+      <w:r>
+        <w:rPr>
+          <w:rFonts w:cstheme="minorHAnsi"/>
+          <w:color w:val="0D0D0D" w:themeColor="text1" w:themeTint="F2"/>
+          <w:sz w:val="22"/>
+          <w:szCs w:val="22"/>
+        </w:rPr>
+        <w:t>-</w:t>
+      </w:r>
+      <w:r>
+        <w:rPr>
+          <w:rFonts w:cstheme="minorHAnsi"/>
+          <w:color w:val="0D0D0D" w:themeColor="text1" w:themeTint="F2"/>
+          <w:sz w:val="22"/>
+          <w:szCs w:val="22"/>
+        </w:rPr>
+        <w:t>aware</w:t>
+      </w:r>
+      <w:r>
+        <w:rPr>
+          <w:rFonts w:cstheme="minorHAnsi"/>
+          <w:color w:val="0D0D0D" w:themeColor="text1" w:themeTint="F2"/>
+          <w:sz w:val="22"/>
+          <w:szCs w:val="22"/>
+        </w:rPr>
+        <w:t xml:space="preserve"> </w:t>
+      </w:r>
+      <w:r>
+        <w:rPr>
+          <w:rFonts w:cstheme="minorHAnsi"/>
+          <w:color w:val="0D0D0D" w:themeColor="text1" w:themeTint="F2"/>
+          <w:sz w:val="22"/>
+          <w:szCs w:val="22"/>
+        </w:rPr>
+        <w:t>thermal–fluid foundation model</w:t>
+      </w:r>
+      <w:r>
+        <w:rPr>
+          <w:rFonts w:cstheme="minorHAnsi"/>
+          <w:color w:val="0D0D0D" w:themeColor="text1" w:themeTint="F2"/>
+          <w:sz w:val="22"/>
+          <w:szCs w:val="22"/>
+        </w:rPr>
+        <w:t>.</w:t>
+      </w:r>
+      <w:r>
+        <w:rPr>
+          <w:rFonts w:cstheme="minorHAnsi"/>
+          <w:color w:val="0D0D0D" w:themeColor="text1" w:themeTint="F2"/>
+          <w:sz w:val="22"/>
+          <w:szCs w:val="22"/>
+        </w:rPr>
+        <w:tab/>
+      </w:r>
+      <w:r>
+        <w:rPr>
+          <w:rFonts w:cstheme="minorHAnsi"/>
+          <w:color w:val="0D0D0D" w:themeColor="text1" w:themeTint="F2"/>
+          <w:sz w:val="22"/>
+          <w:szCs w:val="22"/>
+        </w:rPr>
+        <w:tab/>
+      </w:r>
+    </w:p>
+    <w:p>
+      <w:pPr>
+        <w:pStyle w:val="ListParagraph"/>
+        <w:tabs>
+          <w:tab w:val="left" w:pos="4680"/>
+          <w:tab w:val="right" w:pos="9360"/>
+        </w:tabs>
+        <w:jc w:val="both"/>
+        <w:rPr>
+          <w:rFonts w:cstheme="minorHAnsi"/>
+          <w:sz w:val="22"/>
+          <w:szCs w:val="22"/>
+        </w:rPr>
+      </w:pPr>
+      <w:r>
+        <w:rPr>
+          <w:rFonts w:cstheme="minorHAnsi"/>
+          <w:color w:val="0D0D0D" w:themeColor="text1" w:themeTint="F2"/>
+          <w:sz w:val="22"/>
+          <w:szCs w:val="22"/>
+        </w:rPr>
+        <w:t xml:space="preserve">Penn State </w:t>
+      </w:r>
+      <w:r>
+        <w:rPr>
+          <w:rFonts w:cstheme="minorHAnsi"/>
+          <w:color w:val="0D0D0D" w:themeColor="text1" w:themeTint="F2"/>
+          <w:sz w:val="22"/>
+          <w:szCs w:val="22"/>
+        </w:rPr>
+        <w:t xml:space="preserve">(PSU) </w:t>
+      </w:r>
+      <w:r>
+        <w:rPr>
+          <w:rFonts w:cstheme="minorHAnsi"/>
+          <w:color w:val="0D0D0D" w:themeColor="text1" w:themeTint="F2"/>
+          <w:sz w:val="22"/>
+          <w:szCs w:val="22"/>
+        </w:rPr>
+        <w:t>will contribute to the project by helping develop high-fidelity numerical models that will be used to train and benchmark the foundation model. In addition, Penn State will support the development of one or more benchmarks and challenge problems for nuclear fluid flow and heat transfer applications</w:t>
+      </w:r>
+      <w:r>
+        <w:rPr>
+          <w:rFonts w:cstheme="minorHAnsi"/>
+          <w:sz w:val="22"/>
+          <w:szCs w:val="22"/>
+        </w:rPr>
+        <w:tab/>
+      </w:r>
+      <w:r>
+        <w:rPr>
+          <w:rFonts w:cstheme="minorHAnsi"/>
+          <w:sz w:val="22"/>
+          <w:szCs w:val="22"/>
+        </w:rPr>
+        <w:tab/>
+      </w:r>
+    </w:p>
+    <w:p>
+      <w:pPr>
+        <w:pStyle w:val="ListParagraph"/>
+        <w:tabs>
+          <w:tab w:val="left" w:pos="4680"/>
+          <w:tab w:val="right" w:pos="9360"/>
+        </w:tabs>
+        <w:jc w:val="both"/>
+        <w:rPr>
+          <w:rFonts w:cstheme="minorHAnsi"/>
+          <w:sz w:val="22"/>
+          <w:szCs w:val="22"/>
+        </w:rPr>
+      </w:pPr>
+      <w:r>
+        <w:rPr>
+          <w:rFonts w:cstheme="minorHAnsi"/>
+          <w:sz w:val="22"/>
+          <w:szCs w:val="22"/>
+        </w:rPr>
+        <w:tab/>
+      </w:r>
+      <w:r>
+        <w:rPr>
+          <w:rFonts w:cstheme="minorHAnsi"/>
+          <w:sz w:val="22"/>
+          <w:szCs w:val="22"/>
+        </w:rPr>
+        <w:tab/>
+        <w:t>0</w:t>
       </w:r>
     </w:p>
     <w:p>
@@ -1410,7 +1887,7 @@
           <w:sz w:val="22"/>
           <w:szCs w:val="22"/>
         </w:rPr>
-        <w:t>Alterations and Renovations: N/A</w:t>
+        <w:t>Equipment or Facility Rental/User Fees: N/A</w:t>
       </w:r>
     </w:p>
     <w:p>
@@ -1421,6 +1898,28 @@
           <w:numId w:val="1"/>
         </w:numPr>
         <w:rPr>
+          <w:rFonts w:eastAsia="Times New Roman" w:cstheme="minorHAnsi"/>
+          <w:sz w:val="22"/>
+          <w:szCs w:val="22"/>
+        </w:rPr>
+      </w:pPr>
+      <w:r>
+        <w:rPr>
+          <w:rFonts w:eastAsia="Times New Roman" w:cstheme="minorHAnsi"/>
+          <w:sz w:val="22"/>
+          <w:szCs w:val="22"/>
+        </w:rPr>
+        <w:t>Alterations and Renovations: N/A</w:t>
+      </w:r>
+    </w:p>
+    <w:p>
+      <w:pPr>
+        <w:pStyle w:val="ListParagraph"/>
+        <w:numPr>
+          <w:ilvl w:val="0"/>
+          <w:numId w:val="1"/>
+        </w:numPr>
+        <w:rPr>
           <w:rFonts w:cstheme="minorHAnsi"/>
           <w:sz w:val="22"/>
           <w:szCs w:val="22"/>
@@ -1499,21 +1998,41 @@
         </w:rPr>
         <w:t xml:space="preserve">Standard rates are developed for Laboratory General and Administrative (G&amp;A) expense. The procedures for distributing Laboratory G&amp;A and program expense </w:t>
       </w:r>
-      <w:r>
-        <w:rPr>
-          <w:rFonts w:eastAsia="Times New Roman" w:cstheme="minorHAnsi"/>
-          <w:sz w:val="22"/>
-          <w:szCs w:val="22"/>
-        </w:rPr>
-        <w:t xml:space="preserve">are </w:t>
-      </w:r>
-      <w:r>
-        <w:rPr>
-          <w:rFonts w:eastAsia="Times New Roman" w:cstheme="minorHAnsi"/>
-          <w:sz w:val="22"/>
-          <w:szCs w:val="22"/>
-        </w:rPr>
-        <w:t xml:space="preserve">applied on the basis of the total cost of the work performed. The following indirect rates are provisional and have been estimated for each fiscal year budget period: </w:t>
+      <w:proofErr w:type="gramStart"/>
+      <w:r>
+        <w:rPr>
+          <w:rFonts w:eastAsia="Times New Roman" w:cstheme="minorHAnsi"/>
+          <w:sz w:val="22"/>
+          <w:szCs w:val="22"/>
+        </w:rPr>
+        <w:t>is</w:t>
+      </w:r>
+      <w:proofErr w:type="gramEnd"/>
+      <w:r>
+        <w:rPr>
+          <w:rFonts w:eastAsia="Times New Roman" w:cstheme="minorHAnsi"/>
+          <w:sz w:val="22"/>
+          <w:szCs w:val="22"/>
+        </w:rPr>
+        <w:t xml:space="preserve"> applied </w:t>
+      </w:r>
+      <w:proofErr w:type="gramStart"/>
+      <w:r>
+        <w:rPr>
+          <w:rFonts w:eastAsia="Times New Roman" w:cstheme="minorHAnsi"/>
+          <w:sz w:val="22"/>
+          <w:szCs w:val="22"/>
+        </w:rPr>
+        <w:t>on the basis of</w:t>
+      </w:r>
+      <w:proofErr w:type="gramEnd"/>
+      <w:r>
+        <w:rPr>
+          <w:rFonts w:eastAsia="Times New Roman" w:cstheme="minorHAnsi"/>
+          <w:sz w:val="22"/>
+          <w:szCs w:val="22"/>
+        </w:rPr>
+        <w:t xml:space="preserve"> the total cost of the work performed. The following indirect rates are provisional and have been estimated for each fiscal year budget period: </w:t>
       </w:r>
     </w:p>
     <w:p>
@@ -2268,16 +2787,16 @@
       </w:pPr>
     </w:lvl>
   </w:abstractNum>
-  <w:num w:numId="1" w16cid:durableId="924417975">
+  <w:num w:numId="1" w16cid:durableId="1904025011">
     <w:abstractNumId w:val="0"/>
   </w:num>
-  <w:num w:numId="2" w16cid:durableId="1299531265">
+  <w:num w:numId="2" w16cid:durableId="1513106259">
     <w:abstractNumId w:val="1"/>
   </w:num>
-  <w:num w:numId="3" w16cid:durableId="1716806931">
+  <w:num w:numId="3" w16cid:durableId="2092316406">
     <w:abstractNumId w:val="3"/>
   </w:num>
-  <w:num w:numId="4" w16cid:durableId="732242157">
+  <w:num w:numId="4" w16cid:durableId="172843405">
     <w:abstractNumId w:val="2"/>
   </w:num>
 </w:numbering>
@@ -2674,7 +3193,6 @@
     <w:lsdException w:name="List Table 7 Colorful Accent 6" w:uiPriority="52"/>
     <w:lsdException w:name="Mention" w:semiHidden="1" w:unhideWhenUsed="1"/>
     <w:lsdException w:name="Smart Hyperlink" w:semiHidden="1" w:unhideWhenUsed="1"/>
-    <w:lsdException w:name="Smart Link" w:semiHidden="1" w:unhideWhenUsed="1"/>
   </w:latentStyles>
   <w:style w:type="paragraph" w:default="1" w:styleId="Normal">
     <w:name w:val="Normal"/>

--- a/proposal/others/21B_Min_Genesis_Budget_Justification.docx
+++ b/proposal/others/21B_Min_Genesis_Budget_Justification.docx
@@ -671,22 +671,7 @@
           <w:szCs w:val="22"/>
         </w:rPr>
         <w:tab/>
-      </w:r>
-      <w:r>
-        <w:rPr>
-          <w:rFonts w:cstheme="minorHAnsi"/>
-          <w:sz w:val="22"/>
-          <w:szCs w:val="22"/>
-        </w:rPr>
-        <w:t>1.88</w:t>
-      </w:r>
-      <w:r>
-        <w:rPr>
-          <w:rFonts w:cstheme="minorHAnsi"/>
-          <w:sz w:val="22"/>
-          <w:szCs w:val="22"/>
-        </w:rPr>
-        <w:t xml:space="preserve"> average months</w:t>
+        <w:t>1.88 average months</w:t>
       </w:r>
     </w:p>
     <w:p>
@@ -985,25 +970,15 @@
           <w:sz w:val="22"/>
           <w:szCs w:val="22"/>
         </w:rPr>
-        <w:t xml:space="preserve">,000 for </w:t>
-      </w:r>
-      <w:r>
-        <w:rPr>
-          <w:rFonts w:cstheme="minorHAnsi"/>
-          <w:sz w:val="22"/>
-          <w:szCs w:val="22"/>
-          <w:highlight w:val="yellow"/>
-        </w:rPr>
-        <w:t xml:space="preserve">Argonne Staff </w:t>
-      </w:r>
-      <w:r>
-        <w:rPr>
-          <w:rFonts w:cstheme="minorHAnsi"/>
-          <w:sz w:val="22"/>
-          <w:szCs w:val="22"/>
-          <w:highlight w:val="yellow"/>
-        </w:rPr>
-        <w:t>??</w:t>
+        <w:t xml:space="preserve">,000 </w:t>
+      </w:r>
+      <w:r>
+        <w:rPr>
+          <w:rFonts w:cstheme="minorHAnsi"/>
+          <w:sz w:val="22"/>
+          <w:szCs w:val="22"/>
+        </w:rPr>
+        <w:t>for Argonne Staff</w:t>
       </w:r>
       <w:r>
         <w:rPr>
@@ -1388,16 +1363,7 @@
           <w:sz w:val="22"/>
           <w:szCs w:val="22"/>
         </w:rPr>
-        <w:t xml:space="preserve"> team will </w:t>
-      </w:r>
-      <w:r>
-        <w:rPr>
-          <w:rFonts w:cstheme="minorHAnsi"/>
-          <w:color w:val="0D0D0D" w:themeColor="text1" w:themeTint="F2"/>
-          <w:sz w:val="22"/>
-          <w:szCs w:val="22"/>
-        </w:rPr>
-        <w:t>collaborate in this research by</w:t>
+        <w:t xml:space="preserve"> team will collaborate in this research by</w:t>
       </w:r>
       <w:r>
         <w:rPr>
@@ -1537,15 +1503,7 @@
           <w:sz w:val="22"/>
           <w:szCs w:val="22"/>
         </w:rPr>
-        <w:t xml:space="preserve"> </w:t>
-      </w:r>
-      <w:r>
-        <w:rPr>
-          <w:rFonts w:cstheme="minorHAnsi"/>
-          <w:sz w:val="22"/>
-          <w:szCs w:val="22"/>
-        </w:rPr>
-        <w:t>will guide training strategies and design overall foundation-model workflow.</w:t>
+        <w:t xml:space="preserve"> will guide training strategies and design overall foundation-model workflow.</w:t>
       </w:r>
     </w:p>
     <w:p>
